--- a/lessons/7-2/downloads/reveal/7.2-session-1-practice-form-a.docx
+++ b/lessons/7-2/downloads/reveal/7.2-session-1-practice-form-a.docx
@@ -9,13 +9,13 @@
           <w:tab w:val="left" w:leader="underscore" w:pos="7250"/>
           <w:tab w:val="right" w:leader="underscore" w:pos="9504"/>
         </w:tabs>
-        <w:spacing w:before="0" w:after="90" w:line="269" w:lineRule="auto"/>
+        <w:spacing w:before="0" w:after="54" w:line="269" w:lineRule="auto"/>
       </w:pPr>
       <w:r>
         <w:rPr>
           <w:rFonts w:ascii="Avenir Next" w:hAnsi="Avenir Next" w:cs="Avenir Next" w:eastAsia="Avenir Next"/>
           <w:color w:val="1A1A1A"/>
-          <w:sz w:val="20"/>
+          <w:sz w:val="22"/>
           <w:szCs w:val="20"/>
         </w:rPr>
         <w:t xml:space="preserve">Name</w:t>
@@ -33,7 +33,7 @@
         <w:rPr>
           <w:rFonts w:ascii="Avenir Next" w:hAnsi="Avenir Next" w:cs="Avenir Next" w:eastAsia="Avenir Next"/>
           <w:color w:val="1A1A1A"/>
-          <w:sz w:val="20"/>
+          <w:sz w:val="22"/>
           <w:szCs w:val="20"/>
         </w:rPr>
         <w:t xml:space="preserve">   Date</w:t>
@@ -51,7 +51,7 @@
         <w:rPr>
           <w:rFonts w:ascii="Avenir Next" w:hAnsi="Avenir Next" w:cs="Avenir Next" w:eastAsia="Avenir Next"/>
           <w:color w:val="1A1A1A"/>
-          <w:sz w:val="20"/>
+          <w:sz w:val="22"/>
           <w:szCs w:val="20"/>
         </w:rPr>
         <w:t xml:space="preserve">   Period</w:t>
@@ -69,7 +69,7 @@
     <w:p>
       <w:pPr>
         <w:keepNext/>
-        <w:spacing w:before="0" w:after="12" w:line="264" w:lineRule="auto"/>
+        <w:spacing w:before="0" w:after="7" w:line="264" w:lineRule="auto"/>
       </w:pPr>
       <w:r>
         <w:rPr>
@@ -78,7 +78,7 @@
           <w:caps/>
           <w:color w:val="003A70"/>
           <w:spacing w:val="12"/>
-          <w:sz w:val="19"/>
+          <w:sz w:val="22"/>
           <w:szCs w:val="19"/>
         </w:rPr>
         <w:t xml:space="preserve">Lesson 7-2  ·  Session 1  ·  Practice  ·  Form A</w:t>
@@ -86,8 +86,9 @@
     </w:p>
     <w:p>
       <w:pPr>
+        <w:pStyle w:val="Heading1"/>
         <w:keepNext/>
-        <w:spacing w:before="0" w:after="10" w:line="240" w:lineRule="auto"/>
+        <w:spacing w:before="0" w:after="6" w:line="240" w:lineRule="auto"/>
       </w:pPr>
       <w:r>
         <w:rPr>
@@ -105,13 +106,13 @@
         <w:pBdr>
           <w:bottom w:val="single" w:sz="4" w:space="5" w:color="C9CDD2"/>
         </w:pBdr>
-        <w:spacing w:before="0" w:after="40" w:line="264" w:lineRule="auto"/>
+        <w:spacing w:before="0" w:after="24" w:line="264" w:lineRule="auto"/>
       </w:pPr>
       <w:r>
         <w:rPr>
           <w:rFonts w:ascii="Avenir Next" w:hAnsi="Avenir Next" w:cs="Avenir Next" w:eastAsia="Avenir Next"/>
           <w:color w:val="5A5F66"/>
-          <w:sz w:val="17"/>
+          <w:sz w:val="22"/>
           <w:szCs w:val="17"/>
         </w:rPr>
         <w:t xml:space="preserve">Learning target — I can plot a rational number and its opposite on a number line.</w:t>
@@ -128,7 +129,7 @@
     </w:p>
     <w:p>
       <w:pPr>
-        <w:spacing w:before="0" w:after="0" w:line="60" w:lineRule="auto"/>
+        <w:spacing w:before="0" w:after="0" w:line="50" w:lineRule="exact"/>
       </w:pPr>
     </w:p>
     <w:tbl>
@@ -167,7 +168,8 @@
           </w:tcPr>
           <w:p>
             <w:pPr>
-              <w:spacing w:before="0" w:after="40" w:line="264" w:lineRule="auto"/>
+              <w:pStyle w:val="Heading2"/>
+              <w:spacing w:before="0" w:after="24" w:line="264" w:lineRule="auto"/>
             </w:pPr>
             <w:r>
               <w:rPr>
@@ -186,7 +188,7 @@
               <w:tabs>
                 <w:tab w:val="left" w:pos="284"/>
               </w:tabs>
-              <w:spacing w:before="0" w:after="16" w:line="250" w:lineRule="auto"/>
+              <w:spacing w:before="0" w:after="10" w:line="250" w:lineRule="auto"/>
               <w:ind w:left="284" w:hanging="284"/>
             </w:pPr>
             <w:r>
@@ -194,25 +196,25 @@
                 <w:rFonts w:ascii="Avenir Next" w:hAnsi="Avenir Next" w:cs="Avenir Next" w:eastAsia="Avenir Next"/>
                 <w:b/>
                 <w:color w:val="003A70"/>
+                <w:sz w:val="22"/>
+                <w:szCs w:val="18"/>
+              </w:rPr>
+              <w:t xml:space="preserve">•</w:t>
+            </w:r>
+            <w:r>
+              <w:rPr>
+                <w:rFonts w:ascii="Avenir Next" w:hAnsi="Avenir Next" w:cs="Avenir Next" w:eastAsia="Avenir Next"/>
+                <w:color w:val="1A1A1A"/>
                 <w:sz w:val="18"/>
                 <w:szCs w:val="18"/>
               </w:rPr>
-              <w:t xml:space="preserve">•</w:t>
-            </w:r>
-            <w:r>
-              <w:rPr>
-                <w:rFonts w:ascii="Avenir Next" w:hAnsi="Avenir Next" w:cs="Avenir Next" w:eastAsia="Avenir Next"/>
-                <w:color w:val="1A1A1A"/>
-                <w:sz w:val="18"/>
-                <w:szCs w:val="18"/>
-              </w:rPr>
               <w:tab/>
             </w:r>
             <w:r>
               <w:rPr>
                 <w:rFonts w:ascii="Avenir Next" w:hAnsi="Avenir Next" w:cs="Avenir Next" w:eastAsia="Avenir Next"/>
                 <w:color w:val="1A1A1A"/>
-                <w:sz w:val="18"/>
+                <w:sz w:val="22"/>
                 <w:szCs w:val="18"/>
               </w:rPr>
               <w:t xml:space="preserve">A </w:t>
@@ -222,7 +224,7 @@
                 <w:rFonts w:ascii="Avenir Next" w:hAnsi="Avenir Next" w:cs="Avenir Next" w:eastAsia="Avenir Next"/>
                 <w:b/>
                 <w:color w:val="1A1A1A"/>
-                <w:sz w:val="18"/>
+                <w:sz w:val="22"/>
                 <w:szCs w:val="18"/>
               </w:rPr>
               <w:t xml:space="preserve">rational number</w:t>
@@ -231,7 +233,7 @@
               <w:rPr>
                 <w:rFonts w:ascii="Avenir Next" w:hAnsi="Avenir Next" w:cs="Avenir Next" w:eastAsia="Avenir Next"/>
                 <w:color w:val="1A1A1A"/>
-                <w:sz w:val="18"/>
+                <w:sz w:val="22"/>
                 <w:szCs w:val="18"/>
               </w:rPr>
               <w:t xml:space="preserve"> can be written as a fraction of two integers: 3/4,  −2.5 = −5/2,  7 = 7/1.</w:t>
@@ -242,7 +244,7 @@
               <w:tabs>
                 <w:tab w:val="left" w:pos="284"/>
               </w:tabs>
-              <w:spacing w:before="0" w:after="16" w:line="250" w:lineRule="auto"/>
+              <w:spacing w:before="0" w:after="10" w:line="250" w:lineRule="auto"/>
               <w:ind w:left="284" w:hanging="284"/>
             </w:pPr>
             <w:r>
@@ -250,25 +252,25 @@
                 <w:rFonts w:ascii="Avenir Next" w:hAnsi="Avenir Next" w:cs="Avenir Next" w:eastAsia="Avenir Next"/>
                 <w:b/>
                 <w:color w:val="003A70"/>
+                <w:sz w:val="22"/>
+                <w:szCs w:val="18"/>
+              </w:rPr>
+              <w:t xml:space="preserve">•</w:t>
+            </w:r>
+            <w:r>
+              <w:rPr>
+                <w:rFonts w:ascii="Avenir Next" w:hAnsi="Avenir Next" w:cs="Avenir Next" w:eastAsia="Avenir Next"/>
+                <w:color w:val="1A1A1A"/>
                 <w:sz w:val="18"/>
                 <w:szCs w:val="18"/>
               </w:rPr>
-              <w:t xml:space="preserve">•</w:t>
-            </w:r>
-            <w:r>
-              <w:rPr>
-                <w:rFonts w:ascii="Avenir Next" w:hAnsi="Avenir Next" w:cs="Avenir Next" w:eastAsia="Avenir Next"/>
-                <w:color w:val="1A1A1A"/>
-                <w:sz w:val="18"/>
-                <w:szCs w:val="18"/>
-              </w:rPr>
               <w:tab/>
             </w:r>
             <w:r>
               <w:rPr>
                 <w:rFonts w:ascii="Avenir Next" w:hAnsi="Avenir Next" w:cs="Avenir Next" w:eastAsia="Avenir Next"/>
                 <w:color w:val="1A1A1A"/>
-                <w:sz w:val="18"/>
+                <w:sz w:val="22"/>
                 <w:szCs w:val="18"/>
               </w:rPr>
               <w:t xml:space="preserve">To plot one, mark the integers, then split each gap into </w:t>
@@ -278,7 +280,7 @@
                 <w:rFonts w:ascii="Avenir Next" w:hAnsi="Avenir Next" w:cs="Avenir Next" w:eastAsia="Avenir Next"/>
                 <w:b/>
                 <w:color w:val="1A1A1A"/>
-                <w:sz w:val="18"/>
+                <w:sz w:val="22"/>
                 <w:szCs w:val="18"/>
               </w:rPr>
               <w:t xml:space="preserve">equal parts</w:t>
@@ -287,7 +289,7 @@
               <w:rPr>
                 <w:rFonts w:ascii="Avenir Next" w:hAnsi="Avenir Next" w:cs="Avenir Next" w:eastAsia="Avenir Next"/>
                 <w:color w:val="1A1A1A"/>
-                <w:sz w:val="18"/>
+                <w:sz w:val="22"/>
                 <w:szCs w:val="18"/>
               </w:rPr>
               <w:t xml:space="preserve"> (halves, fourths, tenths).</w:t>
@@ -298,7 +300,7 @@
               <w:tabs>
                 <w:tab w:val="left" w:pos="284"/>
               </w:tabs>
-              <w:spacing w:before="0" w:after="16" w:line="250" w:lineRule="auto"/>
+              <w:spacing w:before="0" w:after="10" w:line="250" w:lineRule="auto"/>
               <w:ind w:left="284" w:hanging="284"/>
             </w:pPr>
             <w:r>
@@ -306,25 +308,25 @@
                 <w:rFonts w:ascii="Avenir Next" w:hAnsi="Avenir Next" w:cs="Avenir Next" w:eastAsia="Avenir Next"/>
                 <w:b/>
                 <w:color w:val="003A70"/>
+                <w:sz w:val="22"/>
+                <w:szCs w:val="18"/>
+              </w:rPr>
+              <w:t xml:space="preserve">•</w:t>
+            </w:r>
+            <w:r>
+              <w:rPr>
+                <w:rFonts w:ascii="Avenir Next" w:hAnsi="Avenir Next" w:cs="Avenir Next" w:eastAsia="Avenir Next"/>
+                <w:color w:val="1A1A1A"/>
                 <w:sz w:val="18"/>
                 <w:szCs w:val="18"/>
               </w:rPr>
-              <w:t xml:space="preserve">•</w:t>
-            </w:r>
-            <w:r>
-              <w:rPr>
-                <w:rFonts w:ascii="Avenir Next" w:hAnsi="Avenir Next" w:cs="Avenir Next" w:eastAsia="Avenir Next"/>
-                <w:color w:val="1A1A1A"/>
-                <w:sz w:val="18"/>
-                <w:szCs w:val="18"/>
-              </w:rPr>
               <w:tab/>
             </w:r>
             <w:r>
               <w:rPr>
                 <w:rFonts w:ascii="Avenir Next" w:hAnsi="Avenir Next" w:cs="Avenir Next" w:eastAsia="Avenir Next"/>
                 <w:color w:val="1A1A1A"/>
-                <w:sz w:val="18"/>
+                <w:sz w:val="22"/>
                 <w:szCs w:val="18"/>
               </w:rPr>
               <w:t xml:space="preserve">Negative numbers sit </w:t>
@@ -334,7 +336,7 @@
                 <w:rFonts w:ascii="Avenir Next" w:hAnsi="Avenir Next" w:cs="Avenir Next" w:eastAsia="Avenir Next"/>
                 <w:b/>
                 <w:color w:val="1A1A1A"/>
-                <w:sz w:val="18"/>
+                <w:sz w:val="22"/>
                 <w:szCs w:val="18"/>
               </w:rPr>
               <w:t xml:space="preserve">left of 0</w:t>
@@ -343,7 +345,7 @@
               <w:rPr>
                 <w:rFonts w:ascii="Avenir Next" w:hAnsi="Avenir Next" w:cs="Avenir Next" w:eastAsia="Avenir Next"/>
                 <w:color w:val="1A1A1A"/>
-                <w:sz w:val="18"/>
+                <w:sz w:val="22"/>
                 <w:szCs w:val="18"/>
               </w:rPr>
               <w:t xml:space="preserve">, or </w:t>
@@ -353,7 +355,7 @@
                 <w:rFonts w:ascii="Avenir Next" w:hAnsi="Avenir Next" w:cs="Avenir Next" w:eastAsia="Avenir Next"/>
                 <w:b/>
                 <w:color w:val="1A1A1A"/>
-                <w:sz w:val="18"/>
+                <w:sz w:val="22"/>
                 <w:szCs w:val="18"/>
               </w:rPr>
               <w:t xml:space="preserve">below 0</w:t>
@@ -362,7 +364,7 @@
               <w:rPr>
                 <w:rFonts w:ascii="Avenir Next" w:hAnsi="Avenir Next" w:cs="Avenir Next" w:eastAsia="Avenir Next"/>
                 <w:color w:val="1A1A1A"/>
-                <w:sz w:val="18"/>
+                <w:sz w:val="22"/>
                 <w:szCs w:val="18"/>
               </w:rPr>
               <w:t xml:space="preserve"> on a vertical number line.</w:t>
@@ -377,7 +379,8 @@
           </w:tcPr>
           <w:p>
             <w:pPr>
-              <w:spacing w:before="0" w:after="40" w:line="264" w:lineRule="auto"/>
+              <w:pStyle w:val="Heading2"/>
+              <w:spacing w:before="0" w:after="24" w:line="264" w:lineRule="auto"/>
             </w:pPr>
             <w:r>
               <w:rPr>
@@ -393,13 +396,13 @@
           </w:p>
           <w:p>
             <w:pPr>
-              <w:spacing w:before="0" w:after="40" w:line="252" w:lineRule="auto"/>
-            </w:pPr>
-            <w:r>
-              <w:rPr>
-                <w:rFonts w:ascii="Avenir Next" w:hAnsi="Avenir Next" w:cs="Avenir Next" w:eastAsia="Avenir Next"/>
-                <w:color w:val="1A1A1A"/>
-                <w:sz w:val="17"/>
+              <w:spacing w:before="0" w:after="24" w:line="252" w:lineRule="auto"/>
+            </w:pPr>
+            <w:r>
+              <w:rPr>
+                <w:rFonts w:ascii="Avenir Next" w:hAnsi="Avenir Next" w:cs="Avenir Next" w:eastAsia="Avenir Next"/>
+                <w:color w:val="1A1A1A"/>
+                <w:sz w:val="22"/>
                 <w:szCs w:val="17"/>
               </w:rPr>
               <w:t xml:space="preserve">Plot 1.5 and −3.5 on a number line.</w:t>
@@ -410,7 +413,7 @@
               <w:tabs>
                 <w:tab w:val="left" w:pos="700"/>
               </w:tabs>
-              <w:spacing w:before="0" w:after="20" w:line="252" w:lineRule="auto"/>
+              <w:spacing w:before="0" w:after="12" w:line="252" w:lineRule="auto"/>
               <w:ind w:left="700" w:hanging="700"/>
             </w:pPr>
             <w:r>
@@ -418,25 +421,25 @@
                 <w:rFonts w:ascii="Avenir Next" w:hAnsi="Avenir Next" w:cs="Avenir Next" w:eastAsia="Avenir Next"/>
                 <w:b/>
                 <w:color w:val="003A70"/>
+                <w:sz w:val="22"/>
+                <w:szCs w:val="17"/>
+              </w:rPr>
+              <w:t xml:space="preserve">Step 1</w:t>
+            </w:r>
+            <w:r>
+              <w:rPr>
+                <w:rFonts w:ascii="Avenir Next" w:hAnsi="Avenir Next" w:cs="Avenir Next" w:eastAsia="Avenir Next"/>
+                <w:color w:val="1A1A1A"/>
                 <w:sz w:val="17"/>
                 <w:szCs w:val="17"/>
               </w:rPr>
-              <w:t xml:space="preserve">Step 1</w:t>
-            </w:r>
-            <w:r>
-              <w:rPr>
-                <w:rFonts w:ascii="Avenir Next" w:hAnsi="Avenir Next" w:cs="Avenir Next" w:eastAsia="Avenir Next"/>
-                <w:color w:val="1A1A1A"/>
-                <w:sz w:val="17"/>
-                <w:szCs w:val="17"/>
-              </w:rPr>
               <w:tab/>
             </w:r>
             <w:r>
               <w:rPr>
                 <w:rFonts w:ascii="Avenir Next" w:hAnsi="Avenir Next" w:cs="Avenir Next" w:eastAsia="Avenir Next"/>
                 <w:color w:val="1A1A1A"/>
-                <w:sz w:val="17"/>
+                <w:sz w:val="22"/>
                 <w:szCs w:val="17"/>
               </w:rPr>
               <w:t xml:space="preserve">Mark the integers from −4 to 4.</w:t>
@@ -447,7 +450,7 @@
               <w:tabs>
                 <w:tab w:val="left" w:pos="700"/>
               </w:tabs>
-              <w:spacing w:before="0" w:after="20" w:line="252" w:lineRule="auto"/>
+              <w:spacing w:before="0" w:after="12" w:line="252" w:lineRule="auto"/>
               <w:ind w:left="700" w:hanging="700"/>
             </w:pPr>
             <w:r>
@@ -455,25 +458,25 @@
                 <w:rFonts w:ascii="Avenir Next" w:hAnsi="Avenir Next" w:cs="Avenir Next" w:eastAsia="Avenir Next"/>
                 <w:b/>
                 <w:color w:val="003A70"/>
+                <w:sz w:val="22"/>
+                <w:szCs w:val="17"/>
+              </w:rPr>
+              <w:t xml:space="preserve">Step 2</w:t>
+            </w:r>
+            <w:r>
+              <w:rPr>
+                <w:rFonts w:ascii="Avenir Next" w:hAnsi="Avenir Next" w:cs="Avenir Next" w:eastAsia="Avenir Next"/>
+                <w:color w:val="1A1A1A"/>
                 <w:sz w:val="17"/>
                 <w:szCs w:val="17"/>
               </w:rPr>
-              <w:t xml:space="preserve">Step 2</w:t>
-            </w:r>
-            <w:r>
-              <w:rPr>
-                <w:rFonts w:ascii="Avenir Next" w:hAnsi="Avenir Next" w:cs="Avenir Next" w:eastAsia="Avenir Next"/>
-                <w:color w:val="1A1A1A"/>
-                <w:sz w:val="17"/>
-                <w:szCs w:val="17"/>
-              </w:rPr>
               <w:tab/>
             </w:r>
             <w:r>
               <w:rPr>
                 <w:rFonts w:ascii="Avenir Next" w:hAnsi="Avenir Next" w:cs="Avenir Next" w:eastAsia="Avenir Next"/>
                 <w:color w:val="1A1A1A"/>
-                <w:sz w:val="17"/>
+                <w:sz w:val="22"/>
                 <w:szCs w:val="17"/>
               </w:rPr>
               <w:t xml:space="preserve">Split each gap into halves.</w:t>
@@ -484,7 +487,7 @@
               <w:tabs>
                 <w:tab w:val="left" w:pos="700"/>
               </w:tabs>
-              <w:spacing w:before="0" w:after="20" w:line="252" w:lineRule="auto"/>
+              <w:spacing w:before="0" w:after="12" w:line="252" w:lineRule="auto"/>
               <w:ind w:left="700" w:hanging="700"/>
             </w:pPr>
             <w:r>
@@ -492,25 +495,25 @@
                 <w:rFonts w:ascii="Avenir Next" w:hAnsi="Avenir Next" w:cs="Avenir Next" w:eastAsia="Avenir Next"/>
                 <w:b/>
                 <w:color w:val="003A70"/>
+                <w:sz w:val="22"/>
+                <w:szCs w:val="17"/>
+              </w:rPr>
+              <w:t xml:space="preserve">Step 3</w:t>
+            </w:r>
+            <w:r>
+              <w:rPr>
+                <w:rFonts w:ascii="Avenir Next" w:hAnsi="Avenir Next" w:cs="Avenir Next" w:eastAsia="Avenir Next"/>
+                <w:color w:val="1A1A1A"/>
                 <w:sz w:val="17"/>
                 <w:szCs w:val="17"/>
               </w:rPr>
-              <w:t xml:space="preserve">Step 3</w:t>
-            </w:r>
-            <w:r>
-              <w:rPr>
-                <w:rFonts w:ascii="Avenir Next" w:hAnsi="Avenir Next" w:cs="Avenir Next" w:eastAsia="Avenir Next"/>
-                <w:color w:val="1A1A1A"/>
-                <w:sz w:val="17"/>
-                <w:szCs w:val="17"/>
-              </w:rPr>
               <w:tab/>
             </w:r>
             <w:r>
               <w:rPr>
                 <w:rFonts w:ascii="Avenir Next" w:hAnsi="Avenir Next" w:cs="Avenir Next" w:eastAsia="Avenir Next"/>
                 <w:color w:val="1A1A1A"/>
-                <w:sz w:val="17"/>
+                <w:sz w:val="22"/>
                 <w:szCs w:val="17"/>
               </w:rPr>
               <w:t xml:space="preserve">1.5 is halfway between 1 and 2. −3.5 is halfway between −4 and −3.</w:t>
@@ -521,26 +524,26 @@
               <w:tabs>
                 <w:tab w:val="left" w:pos="700"/>
               </w:tabs>
-              <w:spacing w:before="20" w:after="0" w:line="252" w:lineRule="auto"/>
+              <w:spacing w:before="12" w:after="0" w:line="252" w:lineRule="auto"/>
               <w:ind w:left="700" w:hanging="700"/>
             </w:pPr>
             <w:r>
               <w:rPr>
                 <w:rFonts w:ascii="Avenir Next" w:hAnsi="Avenir Next" w:cs="Avenir Next" w:eastAsia="Avenir Next"/>
                 <w:b/>
+                <w:color w:val="1A1A1A"/>
+                <w:sz w:val="22"/>
+                <w:szCs w:val="17"/>
+              </w:rPr>
+              <w:t xml:space="preserve">Answer</w:t>
+            </w:r>
+            <w:r>
+              <w:rPr>
+                <w:rFonts w:ascii="Avenir Next" w:hAnsi="Avenir Next" w:cs="Avenir Next" w:eastAsia="Avenir Next"/>
                 <w:color w:val="1A1A1A"/>
                 <w:sz w:val="17"/>
                 <w:szCs w:val="17"/>
               </w:rPr>
-              <w:t xml:space="preserve">Answer</w:t>
-            </w:r>
-            <w:r>
-              <w:rPr>
-                <w:rFonts w:ascii="Avenir Next" w:hAnsi="Avenir Next" w:cs="Avenir Next" w:eastAsia="Avenir Next"/>
-                <w:color w:val="1A1A1A"/>
-                <w:sz w:val="17"/>
-                <w:szCs w:val="17"/>
-              </w:rPr>
               <w:tab/>
             </w:r>
             <w:r>
@@ -548,7 +551,7 @@
                 <w:rFonts w:ascii="Avenir Next" w:hAnsi="Avenir Next" w:cs="Avenir Next" w:eastAsia="Avenir Next"/>
                 <w:b/>
                 <w:color w:val="1A1A1A"/>
-                <w:sz w:val="17"/>
+                <w:sz w:val="22"/>
                 <w:szCs w:val="17"/>
               </w:rPr>
               <w:t xml:space="preserve">1.5 is right of 0; −3.5 is left of 0</w:t>
@@ -559,7 +562,7 @@
     </w:tbl>
     <w:p>
       <w:pPr>
-        <w:spacing w:before="60" w:after="0" w:line="252" w:lineRule="auto"/>
+        <w:spacing w:before="36" w:after="0" w:line="252" w:lineRule="auto"/>
       </w:pPr>
       <w:r>
         <w:rPr>
@@ -577,7 +580,7 @@
           <w:rFonts w:ascii="Avenir Next" w:hAnsi="Avenir Next" w:cs="Avenir Next" w:eastAsia="Avenir Next"/>
           <w:b/>
           <w:color w:val="1A1A1A"/>
-          <w:sz w:val="17"/>
+          <w:sz w:val="22"/>
           <w:szCs w:val="17"/>
         </w:rPr>
         <w:t xml:space="preserve">rational number</w:t>
@@ -587,7 +590,7 @@
           <w:rFonts w:ascii="Avenir Next" w:hAnsi="Avenir Next" w:cs="Avenir Next" w:eastAsia="Avenir Next"/>
           <w:i/>
           <w:color w:val="5A5F66"/>
-          <w:sz w:val="17"/>
+          <w:sz w:val="22"/>
           <w:szCs w:val="17"/>
         </w:rPr>
         <w:t xml:space="preserve"> (número racional)</w:t>
@@ -596,7 +599,7 @@
         <w:rPr>
           <w:rFonts w:ascii="Avenir Next" w:hAnsi="Avenir Next" w:cs="Avenir Next" w:eastAsia="Avenir Next"/>
           <w:color w:val="5A5F66"/>
-          <w:sz w:val="17"/>
+          <w:sz w:val="22"/>
           <w:szCs w:val="17"/>
         </w:rPr>
         <w:t xml:space="preserve">   ·   </w:t>
@@ -606,7 +609,7 @@
           <w:rFonts w:ascii="Avenir Next" w:hAnsi="Avenir Next" w:cs="Avenir Next" w:eastAsia="Avenir Next"/>
           <w:b/>
           <w:color w:val="1A1A1A"/>
-          <w:sz w:val="17"/>
+          <w:sz w:val="22"/>
           <w:szCs w:val="17"/>
         </w:rPr>
         <w:t xml:space="preserve">integer</w:t>
@@ -616,7 +619,7 @@
           <w:rFonts w:ascii="Avenir Next" w:hAnsi="Avenir Next" w:cs="Avenir Next" w:eastAsia="Avenir Next"/>
           <w:i/>
           <w:color w:val="5A5F66"/>
-          <w:sz w:val="17"/>
+          <w:sz w:val="22"/>
           <w:szCs w:val="17"/>
         </w:rPr>
         <w:t xml:space="preserve"> (número entero)</w:t>
@@ -625,7 +628,7 @@
         <w:rPr>
           <w:rFonts w:ascii="Avenir Next" w:hAnsi="Avenir Next" w:cs="Avenir Next" w:eastAsia="Avenir Next"/>
           <w:color w:val="5A5F66"/>
-          <w:sz w:val="17"/>
+          <w:sz w:val="22"/>
           <w:szCs w:val="17"/>
         </w:rPr>
         <w:t xml:space="preserve">   ·   </w:t>
@@ -635,7 +638,7 @@
           <w:rFonts w:ascii="Avenir Next" w:hAnsi="Avenir Next" w:cs="Avenir Next" w:eastAsia="Avenir Next"/>
           <w:b/>
           <w:color w:val="1A1A1A"/>
-          <w:sz w:val="17"/>
+          <w:sz w:val="22"/>
           <w:szCs w:val="17"/>
         </w:rPr>
         <w:t xml:space="preserve">number line</w:t>
@@ -645,7 +648,7 @@
           <w:rFonts w:ascii="Avenir Next" w:hAnsi="Avenir Next" w:cs="Avenir Next" w:eastAsia="Avenir Next"/>
           <w:i/>
           <w:color w:val="5A5F66"/>
-          <w:sz w:val="17"/>
+          <w:sz w:val="22"/>
           <w:szCs w:val="17"/>
         </w:rPr>
         <w:t xml:space="preserve"> (recta numérica)</w:t>
@@ -653,6 +656,7 @@
     </w:p>
     <w:p>
       <w:pPr>
+        <w:pStyle w:val="Heading2"/>
         <w:keepNext/>
         <w:pBdr>
           <w:bottom w:val="single" w:sz="8" w:space="3" w:color="003A70"/>
@@ -660,7 +664,7 @@
         <w:tabs>
           <w:tab w:val="right" w:pos="9504"/>
         </w:tabs>
-        <w:spacing w:before="90" w:after="50" w:line="240" w:lineRule="auto"/>
+        <w:spacing w:before="54" w:after="30" w:line="240" w:lineRule="auto"/>
       </w:pPr>
       <w:r>
         <w:rPr>
@@ -668,7 +672,7 @@
           <w:b/>
           <w:color w:val="003A70"/>
           <w:spacing w:val="14"/>
-          <w:sz w:val="19"/>
+          <w:sz w:val="22"/>
           <w:szCs w:val="19"/>
         </w:rPr>
         <w:t xml:space="preserve">PRACTICE</w:t>
@@ -687,7 +691,7 @@
           <w:rFonts w:ascii="Avenir Next" w:hAnsi="Avenir Next" w:cs="Avenir Next" w:eastAsia="Avenir Next"/>
           <w:i/>
           <w:color w:val="5A5F66"/>
-          <w:sz w:val="17"/>
+          <w:sz w:val="22"/>
           <w:szCs w:val="17"/>
         </w:rPr>
         <w:t xml:space="preserve">show your work · label units</w:t>
@@ -695,7 +699,7 @@
     </w:p>
     <w:p>
       <w:pPr>
-        <w:spacing w:before="0" w:after="0" w:line="20" w:lineRule="exact"/>
+        <w:spacing w:before="0" w:after="0" w:line="50" w:lineRule="exact"/>
       </w:pPr>
     </w:p>
     <w:tbl>
@@ -737,7 +741,7 @@
               <w:tabs>
                 <w:tab w:val="left" w:pos="432"/>
               </w:tabs>
-              <w:spacing w:before="90" w:after="40" w:line="268" w:lineRule="auto"/>
+              <w:spacing w:before="54" w:after="24" w:line="268" w:lineRule="auto"/>
               <w:ind w:left="432" w:hanging="432"/>
             </w:pPr>
             <w:r>
@@ -745,25 +749,25 @@
                 <w:rFonts w:ascii="Avenir Next" w:hAnsi="Avenir Next" w:cs="Avenir Next" w:eastAsia="Avenir Next"/>
                 <w:b/>
                 <w:color w:val="1A1A1A"/>
+                <w:sz w:val="22"/>
+                <w:szCs w:val="20"/>
+              </w:rPr>
+              <w:t xml:space="preserve">1.</w:t>
+            </w:r>
+            <w:r>
+              <w:rPr>
+                <w:rFonts w:ascii="Avenir Next" w:hAnsi="Avenir Next" w:cs="Avenir Next" w:eastAsia="Avenir Next"/>
+                <w:color w:val="1A1A1A"/>
                 <w:sz w:val="20"/>
                 <w:szCs w:val="20"/>
               </w:rPr>
-              <w:t xml:space="preserve">1.</w:t>
-            </w:r>
-            <w:r>
-              <w:rPr>
-                <w:rFonts w:ascii="Avenir Next" w:hAnsi="Avenir Next" w:cs="Avenir Next" w:eastAsia="Avenir Next"/>
-                <w:color w:val="1A1A1A"/>
-                <w:sz w:val="20"/>
-                <w:szCs w:val="20"/>
-              </w:rPr>
               <w:tab/>
             </w:r>
             <w:r>
               <w:rPr>
                 <w:rFonts w:ascii="Avenir Next" w:hAnsi="Avenir Next" w:cs="Avenir Next" w:eastAsia="Avenir Next"/>
                 <w:color w:val="1A1A1A"/>
-                <w:sz w:val="20"/>
+                <w:sz w:val="22"/>
                 <w:szCs w:val="20"/>
               </w:rPr>
               <w:t xml:space="preserve">Name the two integers each number is between.</w:t>
@@ -818,7 +822,7 @@
                       <w:rFonts w:ascii="Avenir Next" w:hAnsi="Avenir Next" w:cs="Avenir Next" w:eastAsia="Avenir Next"/>
                       <w:b/>
                       <w:color w:val="003A70"/>
-                      <w:sz w:val="20"/>
+                      <w:sz w:val="22"/>
                       <w:szCs w:val="20"/>
                     </w:rPr>
                     <w:t xml:space="preserve">a.</w:t>
@@ -836,7 +840,7 @@
                     <w:rPr>
                       <w:rFonts w:ascii="Avenir Next" w:hAnsi="Avenir Next" w:cs="Avenir Next" w:eastAsia="Avenir Next"/>
                       <w:color w:val="1A1A1A"/>
-                      <w:sz w:val="20"/>
+                      <w:sz w:val="22"/>
                       <w:szCs w:val="20"/>
                     </w:rPr>
                     <w:t xml:space="preserve">−9/2</w:t>
@@ -880,7 +884,7 @@
                       <w:rFonts w:ascii="Avenir Next" w:hAnsi="Avenir Next" w:cs="Avenir Next" w:eastAsia="Avenir Next"/>
                       <w:b/>
                       <w:color w:val="003A70"/>
-                      <w:sz w:val="20"/>
+                      <w:sz w:val="22"/>
                       <w:szCs w:val="20"/>
                     </w:rPr>
                     <w:t xml:space="preserve">b.</w:t>
@@ -898,7 +902,7 @@
                     <w:rPr>
                       <w:rFonts w:ascii="Avenir Next" w:hAnsi="Avenir Next" w:cs="Avenir Next" w:eastAsia="Avenir Next"/>
                       <w:color w:val="1A1A1A"/>
-                      <w:sz w:val="20"/>
+                      <w:sz w:val="22"/>
                       <w:szCs w:val="20"/>
                     </w:rPr>
                     <w:t xml:space="preserve">0.75</w:t>
@@ -948,7 +952,7 @@
                       <w:rFonts w:ascii="Avenir Next" w:hAnsi="Avenir Next" w:cs="Avenir Next" w:eastAsia="Avenir Next"/>
                       <w:b/>
                       <w:color w:val="003A70"/>
-                      <w:sz w:val="20"/>
+                      <w:sz w:val="22"/>
                       <w:szCs w:val="20"/>
                     </w:rPr>
                     <w:t xml:space="preserve">c.</w:t>
@@ -966,7 +970,7 @@
                     <w:rPr>
                       <w:rFonts w:ascii="Avenir Next" w:hAnsi="Avenir Next" w:cs="Avenir Next" w:eastAsia="Avenir Next"/>
                       <w:color w:val="1A1A1A"/>
-                      <w:sz w:val="20"/>
+                      <w:sz w:val="22"/>
                       <w:szCs w:val="20"/>
                     </w:rPr>
                     <w:t xml:space="preserve">−11/4</w:t>
@@ -1010,7 +1014,7 @@
                       <w:rFonts w:ascii="Avenir Next" w:hAnsi="Avenir Next" w:cs="Avenir Next" w:eastAsia="Avenir Next"/>
                       <w:b/>
                       <w:color w:val="003A70"/>
-                      <w:sz w:val="20"/>
+                      <w:sz w:val="22"/>
                       <w:szCs w:val="20"/>
                     </w:rPr>
                     <w:t xml:space="preserve">d.</w:t>
@@ -1028,7 +1032,7 @@
                     <w:rPr>
                       <w:rFonts w:ascii="Avenir Next" w:hAnsi="Avenir Next" w:cs="Avenir Next" w:eastAsia="Avenir Next"/>
                       <w:color w:val="1A1A1A"/>
-                      <w:sz w:val="20"/>
+                      <w:sz w:val="22"/>
                       <w:szCs w:val="20"/>
                     </w:rPr>
                     <w:t xml:space="preserve">−2.4</w:t>
@@ -1058,7 +1062,7 @@
           </w:tbl>
           <w:p>
             <w:pPr>
-              <w:spacing w:before="0" w:after="0" w:line="24" w:lineRule="auto"/>
+              <w:spacing w:before="0" w:after="0" w:line="50" w:lineRule="exact"/>
             </w:pPr>
           </w:p>
         </w:tc>
@@ -1066,12 +1070,12 @@
     </w:tbl>
     <w:p>
       <w:pPr>
-        <w:spacing w:before="0" w:after="0" w:line="20" w:lineRule="exact"/>
+        <w:spacing w:before="0" w:after="0" w:line="50" w:lineRule="exact"/>
       </w:pPr>
     </w:p>
     <w:p>
       <w:pPr>
-        <w:spacing w:before="0" w:after="0" w:line="20" w:lineRule="exact"/>
+        <w:spacing w:before="0" w:after="0" w:line="50" w:lineRule="exact"/>
       </w:pPr>
     </w:p>
     <w:tbl>
@@ -1113,7 +1117,7 @@
               <w:tabs>
                 <w:tab w:val="left" w:pos="432"/>
               </w:tabs>
-              <w:spacing w:before="90" w:after="40" w:line="268" w:lineRule="auto"/>
+              <w:spacing w:before="54" w:after="24" w:line="268" w:lineRule="auto"/>
               <w:ind w:left="432" w:hanging="432"/>
             </w:pPr>
             <w:r>
@@ -1121,18 +1125,18 @@
                 <w:rFonts w:ascii="Avenir Next" w:hAnsi="Avenir Next" w:cs="Avenir Next" w:eastAsia="Avenir Next"/>
                 <w:b/>
                 <w:color w:val="1A1A1A"/>
+                <w:sz w:val="22"/>
+                <w:szCs w:val="20"/>
+              </w:rPr>
+              <w:t xml:space="preserve">2.</w:t>
+            </w:r>
+            <w:r>
+              <w:rPr>
+                <w:rFonts w:ascii="Avenir Next" w:hAnsi="Avenir Next" w:cs="Avenir Next" w:eastAsia="Avenir Next"/>
+                <w:color w:val="1A1A1A"/>
                 <w:sz w:val="20"/>
                 <w:szCs w:val="20"/>
               </w:rPr>
-              <w:t xml:space="preserve">2.</w:t>
-            </w:r>
-            <w:r>
-              <w:rPr>
-                <w:rFonts w:ascii="Avenir Next" w:hAnsi="Avenir Next" w:cs="Avenir Next" w:eastAsia="Avenir Next"/>
-                <w:color w:val="1A1A1A"/>
-                <w:sz w:val="20"/>
-                <w:szCs w:val="20"/>
-              </w:rPr>
               <w:tab/>
             </w:r>
             <w:r>
@@ -1140,7 +1144,7 @@
                 <w:rFonts w:ascii="Avenir Next" w:hAnsi="Avenir Next" w:cs="Avenir Next" w:eastAsia="Avenir Next"/>
                 <w:b/>
                 <w:color w:val="1A1A1A"/>
-                <w:sz w:val="20"/>
+                <w:sz w:val="22"/>
                 <w:szCs w:val="20"/>
               </w:rPr>
               <w:t xml:space="preserve">Garden Log.  </w:t>
@@ -1149,7 +1153,7 @@
               <w:rPr>
                 <w:rFonts w:ascii="Avenir Next" w:hAnsi="Avenir Next" w:cs="Avenir Next" w:eastAsia="Avenir Next"/>
                 <w:color w:val="1A1A1A"/>
-                <w:sz w:val="20"/>
+                <w:sz w:val="22"/>
                 <w:szCs w:val="20"/>
               </w:rPr>
               <w:t xml:space="preserve">A garden log measures from the soil surface (0): sunflower 3.5 m up, carrot root 0.75 m down, bean sprout 0.5 m up, tulip bulb 0.2 m down.</w:t>
@@ -1158,14 +1162,14 @@
           <w:p>
             <w:pPr>
               <w:keepNext/>
-              <w:spacing w:before="40" w:after="60" w:line="264" w:lineRule="auto"/>
+              <w:spacing w:before="24" w:after="36" w:line="264" w:lineRule="auto"/>
               <w:jc w:val="center"/>
             </w:pPr>
             <w:r>
               <w:drawing>
                 <wp:inline distT="0" distB="0" distL="0" distR="0">
                   <wp:extent cx="5120640" cy="566928"/>
-                  <wp:docPr id="1" name="Figure 1"/>
+                  <wp:docPr id="1" name="Figure 1" descr="Number line from -1 to 4, ticks every 0.25."/>
                   <a:graphic xmlns:a="http://schemas.openxmlformats.org/drawingml/2006/main">
                     <a:graphicData uri="http://schemas.openxmlformats.org/drawingml/2006/picture">
                       <pic:pic xmlns:pic="http://schemas.openxmlformats.org/drawingml/2006/picture">
@@ -1201,7 +1205,7 @@
               <w:tabs>
                 <w:tab w:val="left" w:pos="772"/>
               </w:tabs>
-              <w:spacing w:before="0" w:after="60" w:line="276" w:lineRule="auto"/>
+              <w:spacing w:before="0" w:after="36" w:line="276" w:lineRule="auto"/>
               <w:ind w:left="772" w:hanging="340"/>
             </w:pPr>
             <w:r>
@@ -1209,10 +1213,28 @@
                 <w:rFonts w:ascii="Avenir Next" w:hAnsi="Avenir Next" w:cs="Avenir Next" w:eastAsia="Avenir Next"/>
                 <w:b/>
                 <w:color w:val="003A70"/>
+                <w:sz w:val="22"/>
+                <w:szCs w:val="20"/>
+              </w:rPr>
+              <w:t xml:space="preserve">a.</w:t>
+            </w:r>
+            <w:r>
+              <w:rPr>
+                <w:rFonts w:ascii="Avenir Next" w:hAnsi="Avenir Next" w:cs="Avenir Next" w:eastAsia="Avenir Next"/>
+                <w:color w:val="1A1A1A"/>
                 <w:sz w:val="20"/>
                 <w:szCs w:val="20"/>
               </w:rPr>
-              <w:t xml:space="preserve">a.</w:t>
+              <w:tab/>
+            </w:r>
+            <w:r>
+              <w:rPr>
+                <w:rFonts w:ascii="Avenir Next" w:hAnsi="Avenir Next" w:cs="Avenir Next" w:eastAsia="Avenir Next"/>
+                <w:color w:val="1A1A1A"/>
+                <w:sz w:val="22"/>
+                <w:szCs w:val="20"/>
+              </w:rPr>
+              <w:t xml:space="preserve">Write a rational number for each: sunflower </w:t>
             </w:r>
             <w:r>
               <w:rPr>
@@ -1220,8 +1242,18 @@
                 <w:color w:val="1A1A1A"/>
                 <w:sz w:val="20"/>
                 <w:szCs w:val="20"/>
-              </w:rPr>
-              <w:tab/>
+                <w:u w:val="single"/>
+              </w:rPr>
+              <w:t xml:space="preserve">      </w:t>
+            </w:r>
+            <w:r>
+              <w:rPr>
+                <w:rFonts w:ascii="Avenir Next" w:hAnsi="Avenir Next" w:cs="Avenir Next" w:eastAsia="Avenir Next"/>
+                <w:color w:val="1A1A1A"/>
+                <w:sz w:val="22"/>
+                <w:szCs w:val="20"/>
+              </w:rPr>
+              <w:t xml:space="preserve"> carrot </w:t>
             </w:r>
             <w:r>
               <w:rPr>
@@ -1229,8 +1261,18 @@
                 <w:color w:val="1A1A1A"/>
                 <w:sz w:val="20"/>
                 <w:szCs w:val="20"/>
-              </w:rPr>
-              <w:t xml:space="preserve">Write a rational number for each: sunflower </w:t>
+                <w:u w:val="single"/>
+              </w:rPr>
+              <w:t xml:space="preserve">      </w:t>
+            </w:r>
+            <w:r>
+              <w:rPr>
+                <w:rFonts w:ascii="Avenir Next" w:hAnsi="Avenir Next" w:cs="Avenir Next" w:eastAsia="Avenir Next"/>
+                <w:color w:val="1A1A1A"/>
+                <w:sz w:val="22"/>
+                <w:szCs w:val="20"/>
+              </w:rPr>
+              <w:t xml:space="preserve"> bean </w:t>
             </w:r>
             <w:r>
               <w:rPr>
@@ -1246,45 +1288,7 @@
               <w:rPr>
                 <w:rFonts w:ascii="Avenir Next" w:hAnsi="Avenir Next" w:cs="Avenir Next" w:eastAsia="Avenir Next"/>
                 <w:color w:val="1A1A1A"/>
-                <w:sz w:val="20"/>
-                <w:szCs w:val="20"/>
-              </w:rPr>
-              <w:t xml:space="preserve"> carrot </w:t>
-            </w:r>
-            <w:r>
-              <w:rPr>
-                <w:rFonts w:ascii="Avenir Next" w:hAnsi="Avenir Next" w:cs="Avenir Next" w:eastAsia="Avenir Next"/>
-                <w:color w:val="1A1A1A"/>
-                <w:sz w:val="20"/>
-                <w:szCs w:val="20"/>
-                <w:u w:val="single"/>
-              </w:rPr>
-              <w:t xml:space="preserve">      </w:t>
-            </w:r>
-            <w:r>
-              <w:rPr>
-                <w:rFonts w:ascii="Avenir Next" w:hAnsi="Avenir Next" w:cs="Avenir Next" w:eastAsia="Avenir Next"/>
-                <w:color w:val="1A1A1A"/>
-                <w:sz w:val="20"/>
-                <w:szCs w:val="20"/>
-              </w:rPr>
-              <w:t xml:space="preserve"> bean </w:t>
-            </w:r>
-            <w:r>
-              <w:rPr>
-                <w:rFonts w:ascii="Avenir Next" w:hAnsi="Avenir Next" w:cs="Avenir Next" w:eastAsia="Avenir Next"/>
-                <w:color w:val="1A1A1A"/>
-                <w:sz w:val="20"/>
-                <w:szCs w:val="20"/>
-                <w:u w:val="single"/>
-              </w:rPr>
-              <w:t xml:space="preserve">      </w:t>
-            </w:r>
-            <w:r>
-              <w:rPr>
-                <w:rFonts w:ascii="Avenir Next" w:hAnsi="Avenir Next" w:cs="Avenir Next" w:eastAsia="Avenir Next"/>
-                <w:color w:val="1A1A1A"/>
-                <w:sz w:val="20"/>
+                <w:sz w:val="22"/>
                 <w:szCs w:val="20"/>
               </w:rPr>
               <w:t xml:space="preserve"> tulip </w:t>
@@ -1306,7 +1310,7 @@
               <w:tabs>
                 <w:tab w:val="left" w:pos="772"/>
               </w:tabs>
-              <w:spacing w:before="0" w:after="60" w:line="276" w:lineRule="auto"/>
+              <w:spacing w:before="0" w:after="36" w:line="276" w:lineRule="auto"/>
               <w:ind w:left="772" w:hanging="340"/>
             </w:pPr>
             <w:r>
@@ -1314,25 +1318,25 @@
                 <w:rFonts w:ascii="Avenir Next" w:hAnsi="Avenir Next" w:cs="Avenir Next" w:eastAsia="Avenir Next"/>
                 <w:b/>
                 <w:color w:val="003A70"/>
+                <w:sz w:val="22"/>
+                <w:szCs w:val="20"/>
+              </w:rPr>
+              <w:t xml:space="preserve">b.</w:t>
+            </w:r>
+            <w:r>
+              <w:rPr>
+                <w:rFonts w:ascii="Avenir Next" w:hAnsi="Avenir Next" w:cs="Avenir Next" w:eastAsia="Avenir Next"/>
+                <w:color w:val="1A1A1A"/>
                 <w:sz w:val="20"/>
                 <w:szCs w:val="20"/>
               </w:rPr>
-              <w:t xml:space="preserve">b.</w:t>
-            </w:r>
-            <w:r>
-              <w:rPr>
-                <w:rFonts w:ascii="Avenir Next" w:hAnsi="Avenir Next" w:cs="Avenir Next" w:eastAsia="Avenir Next"/>
-                <w:color w:val="1A1A1A"/>
-                <w:sz w:val="20"/>
-                <w:szCs w:val="20"/>
-              </w:rPr>
               <w:tab/>
             </w:r>
             <w:r>
               <w:rPr>
                 <w:rFonts w:ascii="Avenir Next" w:hAnsi="Avenir Next" w:cs="Avenir Next" w:eastAsia="Avenir Next"/>
                 <w:color w:val="1A1A1A"/>
-                <w:sz w:val="20"/>
+                <w:sz w:val="22"/>
                 <w:szCs w:val="20"/>
               </w:rPr>
               <w:t xml:space="preserve">Plot and label all four on the number line.</w:t>
@@ -1343,12 +1347,12 @@
     </w:tbl>
     <w:p>
       <w:pPr>
-        <w:spacing w:before="0" w:after="0" w:line="20" w:lineRule="exact"/>
+        <w:spacing w:before="0" w:after="0" w:line="50" w:lineRule="exact"/>
       </w:pPr>
     </w:p>
     <w:p>
       <w:pPr>
-        <w:spacing w:before="0" w:after="0" w:line="20" w:lineRule="exact"/>
+        <w:spacing w:before="0" w:after="0" w:line="50" w:lineRule="exact"/>
       </w:pPr>
     </w:p>
     <w:tbl>
@@ -1390,7 +1394,7 @@
               <w:tabs>
                 <w:tab w:val="left" w:pos="432"/>
               </w:tabs>
-              <w:spacing w:before="90" w:after="40" w:line="268" w:lineRule="auto"/>
+              <w:spacing w:before="54" w:after="24" w:line="268" w:lineRule="auto"/>
               <w:ind w:left="432" w:hanging="432"/>
             </w:pPr>
             <w:r>
@@ -1398,18 +1402,18 @@
                 <w:rFonts w:ascii="Avenir Next" w:hAnsi="Avenir Next" w:cs="Avenir Next" w:eastAsia="Avenir Next"/>
                 <w:b/>
                 <w:color w:val="1A1A1A"/>
+                <w:sz w:val="22"/>
+                <w:szCs w:val="20"/>
+              </w:rPr>
+              <w:t xml:space="preserve">3.</w:t>
+            </w:r>
+            <w:r>
+              <w:rPr>
+                <w:rFonts w:ascii="Avenir Next" w:hAnsi="Avenir Next" w:cs="Avenir Next" w:eastAsia="Avenir Next"/>
+                <w:color w:val="1A1A1A"/>
                 <w:sz w:val="20"/>
                 <w:szCs w:val="20"/>
               </w:rPr>
-              <w:t xml:space="preserve">3.</w:t>
-            </w:r>
-            <w:r>
-              <w:rPr>
-                <w:rFonts w:ascii="Avenir Next" w:hAnsi="Avenir Next" w:cs="Avenir Next" w:eastAsia="Avenir Next"/>
-                <w:color w:val="1A1A1A"/>
-                <w:sz w:val="20"/>
-                <w:szCs w:val="20"/>
-              </w:rPr>
               <w:tab/>
             </w:r>
             <w:r>
@@ -1417,7 +1421,7 @@
                 <w:rFonts w:ascii="Avenir Next" w:hAnsi="Avenir Next" w:cs="Avenir Next" w:eastAsia="Avenir Next"/>
                 <w:b/>
                 <w:color w:val="1A1A1A"/>
-                <w:sz w:val="20"/>
+                <w:sz w:val="22"/>
                 <w:szCs w:val="20"/>
               </w:rPr>
               <w:t xml:space="preserve">Lab Thermometer.  </w:t>
@@ -1426,7 +1430,7 @@
               <w:rPr>
                 <w:rFonts w:ascii="Avenir Next" w:hAnsi="Avenir Next" w:cs="Avenir Next" w:eastAsia="Avenir Next"/>
                 <w:color w:val="1A1A1A"/>
-                <w:sz w:val="20"/>
+                <w:sz w:val="22"/>
                 <w:szCs w:val="20"/>
               </w:rPr>
               <w:t xml:space="preserve">A lab thermometer read −2.5 degrees at 6 a.m. and 2.5 degrees at noon. Plot both readings. How far is each reading from 0?</w:t>
@@ -1435,7 +1439,7 @@
           <w:p>
             <w:pPr>
               <w:keepNext/>
-              <w:spacing w:before="0" w:after="40" w:line="252" w:lineRule="auto"/>
+              <w:spacing w:before="0" w:after="24" w:line="252" w:lineRule="auto"/>
               <w:ind w:left="432"/>
             </w:pPr>
             <w:r>
@@ -1443,7 +1447,7 @@
                 <w:rFonts w:ascii="Avenir Next" w:hAnsi="Avenir Next" w:cs="Avenir Next" w:eastAsia="Avenir Next"/>
                 <w:b/>
                 <w:color w:val="003A70"/>
-                <w:sz w:val="17"/>
+                <w:sz w:val="22"/>
                 <w:szCs w:val="17"/>
               </w:rPr>
               <w:t xml:space="preserve">Hint  </w:t>
@@ -1453,7 +1457,7 @@
                 <w:rFonts w:ascii="Avenir Next" w:hAnsi="Avenir Next" w:cs="Avenir Next" w:eastAsia="Avenir Next"/>
                 <w:i/>
                 <w:color w:val="5A5F66"/>
-                <w:sz w:val="17"/>
+                <w:sz w:val="22"/>
                 <w:szCs w:val="17"/>
               </w:rPr>
               <w:t xml:space="preserve">Count the halves from 0 to each point.</w:t>
@@ -1462,14 +1466,14 @@
           <w:p>
             <w:pPr>
               <w:keepNext/>
-              <w:spacing w:before="40" w:after="60" w:line="264" w:lineRule="auto"/>
+              <w:spacing w:before="24" w:after="36" w:line="264" w:lineRule="auto"/>
               <w:jc w:val="center"/>
             </w:pPr>
             <w:r>
               <w:drawing>
                 <wp:inline distT="0" distB="0" distL="0" distR="0">
                   <wp:extent cx="5120640" cy="566928"/>
-                  <wp:docPr id="2" name="Figure 2"/>
+                  <wp:docPr id="2" name="Figure 2" descr="Number line from -4 to 4, ticks every 0.5."/>
                   <a:graphic xmlns:a="http://schemas.openxmlformats.org/drawingml/2006/main">
                     <a:graphicData uri="http://schemas.openxmlformats.org/drawingml/2006/picture">
                       <pic:pic xmlns:pic="http://schemas.openxmlformats.org/drawingml/2006/picture">
@@ -1504,7 +1508,7 @@
               <w:tabs>
                 <w:tab w:val="right" w:leader="underscore" w:pos="8534"/>
               </w:tabs>
-              <w:spacing w:before="90" w:after="40" w:line="264" w:lineRule="auto"/>
+              <w:spacing w:before="54" w:after="24" w:line="264" w:lineRule="auto"/>
               <w:ind w:left="432"/>
             </w:pPr>
             <w:r>
@@ -1512,25 +1516,25 @@
                 <w:rFonts w:ascii="Avenir Next" w:hAnsi="Avenir Next" w:cs="Avenir Next" w:eastAsia="Avenir Next"/>
                 <w:b/>
                 <w:color w:val="1A1A1A"/>
+                <w:sz w:val="22"/>
+                <w:szCs w:val="18"/>
+              </w:rPr>
+              <w:t xml:space="preserve">Answer</w:t>
+            </w:r>
+            <w:r>
+              <w:rPr>
+                <w:rFonts w:ascii="Avenir Next" w:hAnsi="Avenir Next" w:cs="Avenir Next" w:eastAsia="Avenir Next"/>
+                <w:color w:val="1A1A1A"/>
                 <w:sz w:val="18"/>
                 <w:szCs w:val="18"/>
               </w:rPr>
-              <w:t xml:space="preserve">Answer</w:t>
-            </w:r>
-            <w:r>
-              <w:rPr>
-                <w:rFonts w:ascii="Avenir Next" w:hAnsi="Avenir Next" w:cs="Avenir Next" w:eastAsia="Avenir Next"/>
-                <w:color w:val="1A1A1A"/>
-                <w:sz w:val="18"/>
-                <w:szCs w:val="18"/>
-              </w:rPr>
               <w:tab/>
             </w:r>
             <w:r>
               <w:rPr>
                 <w:rFonts w:ascii="Avenir Next" w:hAnsi="Avenir Next" w:cs="Avenir Next" w:eastAsia="Avenir Next"/>
                 <w:color w:val="1A1A1A"/>
-                <w:sz w:val="18"/>
+                <w:sz w:val="22"/>
                 <w:szCs w:val="18"/>
               </w:rPr>
               <w:t xml:space="preserve">  degrees</w:t>
@@ -1541,12 +1545,12 @@
     </w:tbl>
     <w:p>
       <w:pPr>
-        <w:spacing w:before="0" w:after="0" w:line="20" w:lineRule="exact"/>
+        <w:spacing w:before="0" w:after="0" w:line="50" w:lineRule="exact"/>
       </w:pPr>
     </w:p>
     <w:p>
       <w:pPr>
-        <w:spacing w:before="0" w:after="0" w:line="20" w:lineRule="exact"/>
+        <w:spacing w:before="0" w:after="0" w:line="50" w:lineRule="exact"/>
       </w:pPr>
     </w:p>
     <w:tbl>
@@ -1589,7 +1593,7 @@
               <w:tabs>
                 <w:tab w:val="left" w:pos="432"/>
               </w:tabs>
-              <w:spacing w:before="90" w:after="40" w:line="268" w:lineRule="auto"/>
+              <w:spacing w:before="54" w:after="24" w:line="268" w:lineRule="auto"/>
               <w:ind w:left="432" w:hanging="432"/>
             </w:pPr>
             <w:r>
@@ -1597,18 +1601,18 @@
                 <w:rFonts w:ascii="Avenir Next" w:hAnsi="Avenir Next" w:cs="Avenir Next" w:eastAsia="Avenir Next"/>
                 <w:b/>
                 <w:color w:val="1A1A1A"/>
+                <w:sz w:val="22"/>
+                <w:szCs w:val="20"/>
+              </w:rPr>
+              <w:t xml:space="preserve">4.</w:t>
+            </w:r>
+            <w:r>
+              <w:rPr>
+                <w:rFonts w:ascii="Avenir Next" w:hAnsi="Avenir Next" w:cs="Avenir Next" w:eastAsia="Avenir Next"/>
+                <w:color w:val="1A1A1A"/>
                 <w:sz w:val="20"/>
                 <w:szCs w:val="20"/>
               </w:rPr>
-              <w:t xml:space="preserve">4.</w:t>
-            </w:r>
-            <w:r>
-              <w:rPr>
-                <w:rFonts w:ascii="Avenir Next" w:hAnsi="Avenir Next" w:cs="Avenir Next" w:eastAsia="Avenir Next"/>
-                <w:color w:val="1A1A1A"/>
-                <w:sz w:val="20"/>
-                <w:szCs w:val="20"/>
-              </w:rPr>
               <w:tab/>
             </w:r>
             <w:r>
@@ -1616,7 +1620,7 @@
                 <w:rFonts w:ascii="Avenir Next" w:hAnsi="Avenir Next" w:cs="Avenir Next" w:eastAsia="Avenir Next"/>
                 <w:b/>
                 <w:color w:val="1A1A1A"/>
-                <w:sz w:val="20"/>
+                <w:sz w:val="22"/>
                 <w:szCs w:val="20"/>
               </w:rPr>
               <w:t xml:space="preserve">Mixing Bowl.  </w:t>
@@ -1625,7 +1629,7 @@
               <w:rPr>
                 <w:rFonts w:ascii="Avenir Next" w:hAnsi="Avenir Next" w:cs="Avenir Next" w:eastAsia="Avenir Next"/>
                 <w:color w:val="1A1A1A"/>
-                <w:sz w:val="20"/>
+                <w:sz w:val="22"/>
                 <w:szCs w:val="20"/>
               </w:rPr>
               <w:t xml:space="preserve">A cook added 5/4 cups of broth to a bowl, then removed 5/4 cups. Write the removal as a rational number in decimal form.</w:t>
@@ -1634,7 +1638,7 @@
           <w:p>
             <w:pPr>
               <w:keepNext/>
-              <w:spacing w:before="0" w:after="40" w:line="252" w:lineRule="auto"/>
+              <w:spacing w:before="0" w:after="24" w:line="252" w:lineRule="auto"/>
               <w:ind w:left="432"/>
             </w:pPr>
             <w:r>
@@ -1642,7 +1646,7 @@
                 <w:rFonts w:ascii="Avenir Next" w:hAnsi="Avenir Next" w:cs="Avenir Next" w:eastAsia="Avenir Next"/>
                 <w:b/>
                 <w:color w:val="003A70"/>
-                <w:sz w:val="17"/>
+                <w:sz w:val="22"/>
                 <w:szCs w:val="17"/>
               </w:rPr>
               <w:t xml:space="preserve">Hint  </w:t>
@@ -1652,7 +1656,7 @@
                 <w:rFonts w:ascii="Avenir Next" w:hAnsi="Avenir Next" w:cs="Avenir Next" w:eastAsia="Avenir Next"/>
                 <w:i/>
                 <w:color w:val="5A5F66"/>
-                <w:sz w:val="17"/>
+                <w:sz w:val="22"/>
                 <w:szCs w:val="17"/>
               </w:rPr>
               <w:t xml:space="preserve">Removing makes the number negative. 5/4 = 1 1/4.</w:t>
@@ -1660,7 +1664,7 @@
           </w:p>
           <w:p>
             <w:pPr>
-              <w:spacing w:before="0" w:after="0" w:line="60" w:lineRule="auto"/>
+              <w:spacing w:before="0" w:after="0" w:line="50" w:lineRule="exact"/>
             </w:pPr>
           </w:p>
           <w:tbl>
@@ -1721,7 +1725,7 @@
               <w:tabs>
                 <w:tab w:val="right" w:leader="underscore" w:pos="3852"/>
               </w:tabs>
-              <w:spacing w:before="90" w:after="40" w:line="264" w:lineRule="auto"/>
+              <w:spacing w:before="54" w:after="24" w:line="264" w:lineRule="auto"/>
               <w:ind w:left="432"/>
             </w:pPr>
             <w:r>
@@ -1729,25 +1733,25 @@
                 <w:rFonts w:ascii="Avenir Next" w:hAnsi="Avenir Next" w:cs="Avenir Next" w:eastAsia="Avenir Next"/>
                 <w:b/>
                 <w:color w:val="1A1A1A"/>
+                <w:sz w:val="22"/>
+                <w:szCs w:val="18"/>
+              </w:rPr>
+              <w:t xml:space="preserve">Answer</w:t>
+            </w:r>
+            <w:r>
+              <w:rPr>
+                <w:rFonts w:ascii="Avenir Next" w:hAnsi="Avenir Next" w:cs="Avenir Next" w:eastAsia="Avenir Next"/>
+                <w:color w:val="1A1A1A"/>
                 <w:sz w:val="18"/>
                 <w:szCs w:val="18"/>
               </w:rPr>
-              <w:t xml:space="preserve">Answer</w:t>
-            </w:r>
-            <w:r>
-              <w:rPr>
-                <w:rFonts w:ascii="Avenir Next" w:hAnsi="Avenir Next" w:cs="Avenir Next" w:eastAsia="Avenir Next"/>
-                <w:color w:val="1A1A1A"/>
-                <w:sz w:val="18"/>
-                <w:szCs w:val="18"/>
-              </w:rPr>
               <w:tab/>
             </w:r>
             <w:r>
               <w:rPr>
                 <w:rFonts w:ascii="Avenir Next" w:hAnsi="Avenir Next" w:cs="Avenir Next" w:eastAsia="Avenir Next"/>
                 <w:color w:val="1A1A1A"/>
-                <w:sz w:val="18"/>
+                <w:sz w:val="22"/>
                 <w:szCs w:val="18"/>
               </w:rPr>
               <w:t xml:space="preserve">  cups</w:t>
@@ -1765,7 +1769,7 @@
               <w:tabs>
                 <w:tab w:val="left" w:pos="432"/>
               </w:tabs>
-              <w:spacing w:before="90" w:after="40" w:line="268" w:lineRule="auto"/>
+              <w:spacing w:before="54" w:after="24" w:line="268" w:lineRule="auto"/>
               <w:ind w:left="432" w:hanging="432"/>
             </w:pPr>
             <w:r>
@@ -1773,18 +1777,18 @@
                 <w:rFonts w:ascii="Avenir Next" w:hAnsi="Avenir Next" w:cs="Avenir Next" w:eastAsia="Avenir Next"/>
                 <w:b/>
                 <w:color w:val="1A1A1A"/>
+                <w:sz w:val="22"/>
+                <w:szCs w:val="20"/>
+              </w:rPr>
+              <w:t xml:space="preserve">5.</w:t>
+            </w:r>
+            <w:r>
+              <w:rPr>
+                <w:rFonts w:ascii="Avenir Next" w:hAnsi="Avenir Next" w:cs="Avenir Next" w:eastAsia="Avenir Next"/>
+                <w:color w:val="1A1A1A"/>
                 <w:sz w:val="20"/>
                 <w:szCs w:val="20"/>
               </w:rPr>
-              <w:t xml:space="preserve">5.</w:t>
-            </w:r>
-            <w:r>
-              <w:rPr>
-                <w:rFonts w:ascii="Avenir Next" w:hAnsi="Avenir Next" w:cs="Avenir Next" w:eastAsia="Avenir Next"/>
-                <w:color w:val="1A1A1A"/>
-                <w:sz w:val="20"/>
-                <w:szCs w:val="20"/>
-              </w:rPr>
               <w:tab/>
             </w:r>
             <w:r>
@@ -1792,7 +1796,7 @@
                 <w:rFonts w:ascii="Avenir Next" w:hAnsi="Avenir Next" w:cs="Avenir Next" w:eastAsia="Avenir Next"/>
                 <w:b/>
                 <w:color w:val="1A1A1A"/>
-                <w:sz w:val="20"/>
+                <w:sz w:val="22"/>
                 <w:szCs w:val="20"/>
               </w:rPr>
               <w:t xml:space="preserve">Rational Claim.  </w:t>
@@ -1801,7 +1805,7 @@
               <w:rPr>
                 <w:rFonts w:ascii="Avenir Next" w:hAnsi="Avenir Next" w:cs="Avenir Next" w:eastAsia="Avenir Next"/>
                 <w:color w:val="1A1A1A"/>
-                <w:sz w:val="20"/>
+                <w:sz w:val="22"/>
                 <w:szCs w:val="20"/>
               </w:rPr>
               <w:t xml:space="preserve">Lena says 7 is not a rational number because it is not written as a fraction. Write 7 as a fraction with a denominator of 1. Is Lena right?</w:t>
@@ -1810,7 +1814,7 @@
           <w:p>
             <w:pPr>
               <w:keepNext/>
-              <w:spacing w:before="0" w:after="40" w:line="252" w:lineRule="auto"/>
+              <w:spacing w:before="0" w:after="24" w:line="252" w:lineRule="auto"/>
               <w:ind w:left="432"/>
             </w:pPr>
             <w:r>
@@ -1818,7 +1822,7 @@
                 <w:rFonts w:ascii="Avenir Next" w:hAnsi="Avenir Next" w:cs="Avenir Next" w:eastAsia="Avenir Next"/>
                 <w:b/>
                 <w:color w:val="003A70"/>
-                <w:sz w:val="17"/>
+                <w:sz w:val="22"/>
                 <w:szCs w:val="17"/>
               </w:rPr>
               <w:t xml:space="preserve">Hint  </w:t>
@@ -1828,7 +1832,7 @@
                 <w:rFonts w:ascii="Avenir Next" w:hAnsi="Avenir Next" w:cs="Avenir Next" w:eastAsia="Avenir Next"/>
                 <w:i/>
                 <w:color w:val="5A5F66"/>
-                <w:sz w:val="17"/>
+                <w:sz w:val="22"/>
                 <w:szCs w:val="17"/>
               </w:rPr>
               <w:t xml:space="preserve">Any integer can be divided by 1.</w:t>
@@ -1836,7 +1840,7 @@
           </w:p>
           <w:p>
             <w:pPr>
-              <w:spacing w:before="0" w:after="0" w:line="60" w:lineRule="auto"/>
+              <w:spacing w:before="0" w:after="0" w:line="50" w:lineRule="exact"/>
             </w:pPr>
           </w:p>
           <w:tbl>
@@ -1897,7 +1901,7 @@
               <w:tabs>
                 <w:tab w:val="right" w:leader="underscore" w:pos="4492"/>
               </w:tabs>
-              <w:spacing w:before="90" w:after="40" w:line="264" w:lineRule="auto"/>
+              <w:spacing w:before="54" w:after="24" w:line="264" w:lineRule="auto"/>
               <w:ind w:left="432"/>
             </w:pPr>
             <w:r>
@@ -1905,7 +1909,7 @@
                 <w:rFonts w:ascii="Avenir Next" w:hAnsi="Avenir Next" w:cs="Avenir Next" w:eastAsia="Avenir Next"/>
                 <w:b/>
                 <w:color w:val="1A1A1A"/>
-                <w:sz w:val="18"/>
+                <w:sz w:val="22"/>
                 <w:szCs w:val="18"/>
               </w:rPr>
               <w:t xml:space="preserve">Fraction</w:t>
@@ -1925,12 +1929,12 @@
     </w:tbl>
     <w:p>
       <w:pPr>
-        <w:spacing w:before="0" w:after="0" w:line="20" w:lineRule="exact"/>
+        <w:spacing w:before="0" w:after="0" w:line="50" w:lineRule="exact"/>
       </w:pPr>
     </w:p>
     <w:p>
       <w:pPr>
-        <w:spacing w:before="0" w:after="0" w:line="20" w:lineRule="exact"/>
+        <w:spacing w:before="0" w:after="0" w:line="50" w:lineRule="exact"/>
       </w:pPr>
     </w:p>
     <w:tbl>
@@ -1972,7 +1976,7 @@
               <w:tabs>
                 <w:tab w:val="left" w:pos="432"/>
               </w:tabs>
-              <w:spacing w:before="90" w:after="40" w:line="268" w:lineRule="auto"/>
+              <w:spacing w:before="54" w:after="24" w:line="268" w:lineRule="auto"/>
               <w:ind w:left="432" w:hanging="432"/>
             </w:pPr>
             <w:r>
@@ -1980,18 +1984,18 @@
                 <w:rFonts w:ascii="Avenir Next" w:hAnsi="Avenir Next" w:cs="Avenir Next" w:eastAsia="Avenir Next"/>
                 <w:b/>
                 <w:color w:val="1A1A1A"/>
+                <w:sz w:val="22"/>
+                <w:szCs w:val="20"/>
+              </w:rPr>
+              <w:t xml:space="preserve">6.</w:t>
+            </w:r>
+            <w:r>
+              <w:rPr>
+                <w:rFonts w:ascii="Avenir Next" w:hAnsi="Avenir Next" w:cs="Avenir Next" w:eastAsia="Avenir Next"/>
+                <w:color w:val="1A1A1A"/>
                 <w:sz w:val="20"/>
                 <w:szCs w:val="20"/>
               </w:rPr>
-              <w:t xml:space="preserve">6.</w:t>
-            </w:r>
-            <w:r>
-              <w:rPr>
-                <w:rFonts w:ascii="Avenir Next" w:hAnsi="Avenir Next" w:cs="Avenir Next" w:eastAsia="Avenir Next"/>
-                <w:color w:val="1A1A1A"/>
-                <w:sz w:val="20"/>
-                <w:szCs w:val="20"/>
-              </w:rPr>
               <w:tab/>
             </w:r>
             <w:r>
@@ -1999,7 +2003,7 @@
                 <w:rFonts w:ascii="Avenir Next" w:hAnsi="Avenir Next" w:cs="Avenir Next" w:eastAsia="Avenir Next"/>
                 <w:b/>
                 <w:color w:val="1A1A1A"/>
-                <w:sz w:val="20"/>
+                <w:sz w:val="22"/>
                 <w:szCs w:val="20"/>
               </w:rPr>
               <w:t xml:space="preserve">Three Marks.  </w:t>
@@ -2008,7 +2012,7 @@
               <w:rPr>
                 <w:rFonts w:ascii="Avenir Next" w:hAnsi="Avenir Next" w:cs="Avenir Next" w:eastAsia="Avenir Next"/>
                 <w:color w:val="1A1A1A"/>
-                <w:sz w:val="20"/>
+                <w:sz w:val="22"/>
                 <w:szCs w:val="20"/>
               </w:rPr>
               <w:t xml:space="preserve">A number strip shows the marks −11/4, 1.3 and −0.45. Plot all three. Which mark is closest to 0?</w:t>
@@ -2017,7 +2021,7 @@
           <w:p>
             <w:pPr>
               <w:keepNext/>
-              <w:spacing w:before="0" w:after="40" w:line="252" w:lineRule="auto"/>
+              <w:spacing w:before="0" w:after="24" w:line="252" w:lineRule="auto"/>
               <w:ind w:left="432"/>
             </w:pPr>
             <w:r>
@@ -2025,7 +2029,7 @@
                 <w:rFonts w:ascii="Avenir Next" w:hAnsi="Avenir Next" w:cs="Avenir Next" w:eastAsia="Avenir Next"/>
                 <w:b/>
                 <w:color w:val="003A70"/>
-                <w:sz w:val="17"/>
+                <w:sz w:val="22"/>
                 <w:szCs w:val="17"/>
               </w:rPr>
               <w:t xml:space="preserve">Hint  </w:t>
@@ -2035,7 +2039,7 @@
                 <w:rFonts w:ascii="Avenir Next" w:hAnsi="Avenir Next" w:cs="Avenir Next" w:eastAsia="Avenir Next"/>
                 <w:i/>
                 <w:color w:val="5A5F66"/>
-                <w:sz w:val="17"/>
+                <w:sz w:val="22"/>
                 <w:szCs w:val="17"/>
               </w:rPr>
               <w:t xml:space="preserve">Write −11/4 as a decimal first: −2.75.</w:t>
@@ -2044,14 +2048,14 @@
           <w:p>
             <w:pPr>
               <w:keepNext/>
-              <w:spacing w:before="40" w:after="60" w:line="264" w:lineRule="auto"/>
+              <w:spacing w:before="24" w:after="36" w:line="264" w:lineRule="auto"/>
               <w:jc w:val="center"/>
             </w:pPr>
             <w:r>
               <w:drawing>
                 <wp:inline distT="0" distB="0" distL="0" distR="0">
                   <wp:extent cx="5120640" cy="566928"/>
-                  <wp:docPr id="3" name="Figure 3"/>
+                  <wp:docPr id="3" name="Figure 3" descr="Number line from -3 to 2, ticks every 0.25."/>
                   <a:graphic xmlns:a="http://schemas.openxmlformats.org/drawingml/2006/main">
                     <a:graphicData uri="http://schemas.openxmlformats.org/drawingml/2006/picture">
                       <pic:pic xmlns:pic="http://schemas.openxmlformats.org/drawingml/2006/picture">
@@ -2086,7 +2090,7 @@
               <w:tabs>
                 <w:tab w:val="right" w:leader="underscore" w:pos="9504"/>
               </w:tabs>
-              <w:spacing w:before="90" w:after="40" w:line="264" w:lineRule="auto"/>
+              <w:spacing w:before="54" w:after="24" w:line="264" w:lineRule="auto"/>
               <w:ind w:left="432"/>
             </w:pPr>
             <w:r>
@@ -2094,7 +2098,7 @@
                 <w:rFonts w:ascii="Avenir Next" w:hAnsi="Avenir Next" w:cs="Avenir Next" w:eastAsia="Avenir Next"/>
                 <w:b/>
                 <w:color w:val="1A1A1A"/>
-                <w:sz w:val="18"/>
+                <w:sz w:val="22"/>
                 <w:szCs w:val="18"/>
               </w:rPr>
               <w:t xml:space="preserve">Closest to 0</w:t>
@@ -2114,12 +2118,12 @@
     </w:tbl>
     <w:p>
       <w:pPr>
-        <w:spacing w:before="0" w:after="0" w:line="20" w:lineRule="exact"/>
+        <w:spacing w:before="0" w:after="0" w:line="50" w:lineRule="exact"/>
       </w:pPr>
     </w:p>
     <w:p>
       <w:pPr>
-        <w:spacing w:before="0" w:after="0" w:line="20" w:lineRule="exact"/>
+        <w:spacing w:before="0" w:after="0" w:line="50" w:lineRule="exact"/>
       </w:pPr>
     </w:p>
     <w:tbl>
@@ -2162,7 +2166,7 @@
               <w:tabs>
                 <w:tab w:val="left" w:pos="432"/>
               </w:tabs>
-              <w:spacing w:before="90" w:after="40" w:line="268" w:lineRule="auto"/>
+              <w:spacing w:before="54" w:after="24" w:line="268" w:lineRule="auto"/>
               <w:ind w:left="432" w:hanging="432"/>
             </w:pPr>
             <w:r>
@@ -2170,18 +2174,18 @@
                 <w:rFonts w:ascii="Avenir Next" w:hAnsi="Avenir Next" w:cs="Avenir Next" w:eastAsia="Avenir Next"/>
                 <w:b/>
                 <w:color w:val="1A1A1A"/>
+                <w:sz w:val="22"/>
+                <w:szCs w:val="20"/>
+              </w:rPr>
+              <w:t xml:space="preserve">7.</w:t>
+            </w:r>
+            <w:r>
+              <w:rPr>
+                <w:rFonts w:ascii="Avenir Next" w:hAnsi="Avenir Next" w:cs="Avenir Next" w:eastAsia="Avenir Next"/>
+                <w:color w:val="1A1A1A"/>
                 <w:sz w:val="20"/>
                 <w:szCs w:val="20"/>
               </w:rPr>
-              <w:t xml:space="preserve">7.</w:t>
-            </w:r>
-            <w:r>
-              <w:rPr>
-                <w:rFonts w:ascii="Avenir Next" w:hAnsi="Avenir Next" w:cs="Avenir Next" w:eastAsia="Avenir Next"/>
-                <w:color w:val="1A1A1A"/>
-                <w:sz w:val="20"/>
-                <w:szCs w:val="20"/>
-              </w:rPr>
               <w:tab/>
             </w:r>
             <w:r>
@@ -2189,7 +2193,7 @@
                 <w:rFonts w:ascii="Avenir Next" w:hAnsi="Avenir Next" w:cs="Avenir Next" w:eastAsia="Avenir Next"/>
                 <w:b/>
                 <w:color w:val="1A1A1A"/>
-                <w:sz w:val="20"/>
+                <w:sz w:val="22"/>
                 <w:szCs w:val="20"/>
               </w:rPr>
               <w:t xml:space="preserve">Pool Depths.  </w:t>
@@ -2198,7 +2202,7 @@
               <w:rPr>
                 <w:rFonts w:ascii="Avenir Next" w:hAnsi="Avenir Next" w:cs="Avenir Next" w:eastAsia="Avenir Next"/>
                 <w:color w:val="1A1A1A"/>
-                <w:sz w:val="20"/>
+                <w:sz w:val="22"/>
                 <w:szCs w:val="20"/>
               </w:rPr>
               <w:t xml:space="preserve">A pool’s surface is 0. A float sits 0.4 m above the surface and a drain sits at −1.6 m. How many meters farther from the surface is the drain than the float?</w:t>
@@ -2207,7 +2211,7 @@
           <w:p>
             <w:pPr>
               <w:keepNext/>
-              <w:spacing w:before="0" w:after="40" w:line="252" w:lineRule="auto"/>
+              <w:spacing w:before="0" w:after="24" w:line="252" w:lineRule="auto"/>
               <w:ind w:left="432"/>
             </w:pPr>
             <w:r>
@@ -2215,7 +2219,7 @@
                 <w:rFonts w:ascii="Avenir Next" w:hAnsi="Avenir Next" w:cs="Avenir Next" w:eastAsia="Avenir Next"/>
                 <w:b/>
                 <w:color w:val="003A70"/>
-                <w:sz w:val="17"/>
+                <w:sz w:val="22"/>
                 <w:szCs w:val="17"/>
               </w:rPr>
               <w:t xml:space="preserve">Hint  </w:t>
@@ -2225,7 +2229,7 @@
                 <w:rFonts w:ascii="Avenir Next" w:hAnsi="Avenir Next" w:cs="Avenir Next" w:eastAsia="Avenir Next"/>
                 <w:i/>
                 <w:color w:val="5A5F66"/>
-                <w:sz w:val="17"/>
+                <w:sz w:val="22"/>
                 <w:szCs w:val="17"/>
               </w:rPr>
               <w:t xml:space="preserve">Find each distance from 0, then subtract.</w:t>
@@ -2233,7 +2237,7 @@
           </w:p>
           <w:p>
             <w:pPr>
-              <w:spacing w:before="0" w:after="0" w:line="60" w:lineRule="auto"/>
+              <w:spacing w:before="0" w:after="0" w:line="50" w:lineRule="exact"/>
             </w:pPr>
           </w:p>
           <w:tbl>
@@ -2294,7 +2298,7 @@
               <w:tabs>
                 <w:tab w:val="right" w:leader="underscore" w:pos="4182"/>
               </w:tabs>
-              <w:spacing w:before="90" w:after="40" w:line="264" w:lineRule="auto"/>
+              <w:spacing w:before="54" w:after="24" w:line="264" w:lineRule="auto"/>
               <w:ind w:left="432"/>
             </w:pPr>
             <w:r>
@@ -2302,25 +2306,25 @@
                 <w:rFonts w:ascii="Avenir Next" w:hAnsi="Avenir Next" w:cs="Avenir Next" w:eastAsia="Avenir Next"/>
                 <w:b/>
                 <w:color w:val="1A1A1A"/>
+                <w:sz w:val="22"/>
+                <w:szCs w:val="18"/>
+              </w:rPr>
+              <w:t xml:space="preserve">Answer</w:t>
+            </w:r>
+            <w:r>
+              <w:rPr>
+                <w:rFonts w:ascii="Avenir Next" w:hAnsi="Avenir Next" w:cs="Avenir Next" w:eastAsia="Avenir Next"/>
+                <w:color w:val="1A1A1A"/>
                 <w:sz w:val="18"/>
                 <w:szCs w:val="18"/>
               </w:rPr>
-              <w:t xml:space="preserve">Answer</w:t>
-            </w:r>
-            <w:r>
-              <w:rPr>
-                <w:rFonts w:ascii="Avenir Next" w:hAnsi="Avenir Next" w:cs="Avenir Next" w:eastAsia="Avenir Next"/>
-                <w:color w:val="1A1A1A"/>
-                <w:sz w:val="18"/>
-                <w:szCs w:val="18"/>
-              </w:rPr>
               <w:tab/>
             </w:r>
             <w:r>
               <w:rPr>
                 <w:rFonts w:ascii="Avenir Next" w:hAnsi="Avenir Next" w:cs="Avenir Next" w:eastAsia="Avenir Next"/>
                 <w:color w:val="1A1A1A"/>
-                <w:sz w:val="18"/>
+                <w:sz w:val="22"/>
                 <w:szCs w:val="18"/>
               </w:rPr>
               <w:t xml:space="preserve">  m</w:t>
@@ -2338,7 +2342,7 @@
               <w:tabs>
                 <w:tab w:val="left" w:pos="432"/>
               </w:tabs>
-              <w:spacing w:before="90" w:after="40" w:line="268" w:lineRule="auto"/>
+              <w:spacing w:before="54" w:after="24" w:line="268" w:lineRule="auto"/>
               <w:ind w:left="432" w:hanging="432"/>
             </w:pPr>
             <w:r>
@@ -2346,18 +2350,18 @@
                 <w:rFonts w:ascii="Avenir Next" w:hAnsi="Avenir Next" w:cs="Avenir Next" w:eastAsia="Avenir Next"/>
                 <w:b/>
                 <w:color w:val="1A1A1A"/>
+                <w:sz w:val="22"/>
+                <w:szCs w:val="20"/>
+              </w:rPr>
+              <w:t xml:space="preserve">8.</w:t>
+            </w:r>
+            <w:r>
+              <w:rPr>
+                <w:rFonts w:ascii="Avenir Next" w:hAnsi="Avenir Next" w:cs="Avenir Next" w:eastAsia="Avenir Next"/>
+                <w:color w:val="1A1A1A"/>
                 <w:sz w:val="20"/>
                 <w:szCs w:val="20"/>
               </w:rPr>
-              <w:t xml:space="preserve">8.</w:t>
-            </w:r>
-            <w:r>
-              <w:rPr>
-                <w:rFonts w:ascii="Avenir Next" w:hAnsi="Avenir Next" w:cs="Avenir Next" w:eastAsia="Avenir Next"/>
-                <w:color w:val="1A1A1A"/>
-                <w:sz w:val="20"/>
-                <w:szCs w:val="20"/>
-              </w:rPr>
               <w:tab/>
             </w:r>
             <w:r>
@@ -2365,7 +2369,7 @@
                 <w:rFonts w:ascii="Avenir Next" w:hAnsi="Avenir Next" w:cs="Avenir Next" w:eastAsia="Avenir Next"/>
                 <w:b/>
                 <w:color w:val="1A1A1A"/>
-                <w:sz w:val="20"/>
+                <w:sz w:val="22"/>
                 <w:szCs w:val="20"/>
               </w:rPr>
               <w:t xml:space="preserve">Ledge and Cave.  </w:t>
@@ -2374,7 +2378,7 @@
               <w:rPr>
                 <w:rFonts w:ascii="Avenir Next" w:hAnsi="Avenir Next" w:cs="Avenir Next" w:eastAsia="Avenir Next"/>
                 <w:color w:val="1A1A1A"/>
-                <w:sz w:val="20"/>
+                <w:sz w:val="22"/>
                 <w:szCs w:val="20"/>
               </w:rPr>
               <w:t xml:space="preserve">A rock ledge is 12.5 meters above the sea surface. A cave floor sits at the opposite value.</w:t>
@@ -2386,7 +2390,7 @@
               <w:tabs>
                 <w:tab w:val="left" w:pos="772"/>
               </w:tabs>
-              <w:spacing w:before="0" w:after="60" w:line="276" w:lineRule="auto"/>
+              <w:spacing w:before="0" w:after="36" w:line="276" w:lineRule="auto"/>
               <w:ind w:left="772" w:hanging="340"/>
             </w:pPr>
             <w:r>
@@ -2394,10 +2398,28 @@
                 <w:rFonts w:ascii="Avenir Next" w:hAnsi="Avenir Next" w:cs="Avenir Next" w:eastAsia="Avenir Next"/>
                 <w:b/>
                 <w:color w:val="003A70"/>
+                <w:sz w:val="22"/>
+                <w:szCs w:val="20"/>
+              </w:rPr>
+              <w:t xml:space="preserve">a.</w:t>
+            </w:r>
+            <w:r>
+              <w:rPr>
+                <w:rFonts w:ascii="Avenir Next" w:hAnsi="Avenir Next" w:cs="Avenir Next" w:eastAsia="Avenir Next"/>
+                <w:color w:val="1A1A1A"/>
                 <w:sz w:val="20"/>
                 <w:szCs w:val="20"/>
               </w:rPr>
-              <w:t xml:space="preserve">a.</w:t>
+              <w:tab/>
+            </w:r>
+            <w:r>
+              <w:rPr>
+                <w:rFonts w:ascii="Avenir Next" w:hAnsi="Avenir Next" w:cs="Avenir Next" w:eastAsia="Avenir Next"/>
+                <w:color w:val="1A1A1A"/>
+                <w:sz w:val="22"/>
+                <w:szCs w:val="20"/>
+              </w:rPr>
+              <w:t xml:space="preserve">Write the number for the cave floor.</w:t>
             </w:r>
             <w:r>
               <w:rPr>
@@ -2406,7 +2428,7 @@
                 <w:sz w:val="20"/>
                 <w:szCs w:val="20"/>
               </w:rPr>
-              <w:tab/>
+              <w:t xml:space="preserve">  </w:t>
             </w:r>
             <w:r>
               <w:rPr>
@@ -2414,24 +2436,6 @@
                 <w:color w:val="1A1A1A"/>
                 <w:sz w:val="20"/>
                 <w:szCs w:val="20"/>
-              </w:rPr>
-              <w:t xml:space="preserve">Write the number for the cave floor.</w:t>
-            </w:r>
-            <w:r>
-              <w:rPr>
-                <w:rFonts w:ascii="Avenir Next" w:hAnsi="Avenir Next" w:cs="Avenir Next" w:eastAsia="Avenir Next"/>
-                <w:color w:val="1A1A1A"/>
-                <w:sz w:val="20"/>
-                <w:szCs w:val="20"/>
-              </w:rPr>
-              <w:t xml:space="preserve">  </w:t>
-            </w:r>
-            <w:r>
-              <w:rPr>
-                <w:rFonts w:ascii="Avenir Next" w:hAnsi="Avenir Next" w:cs="Avenir Next" w:eastAsia="Avenir Next"/>
-                <w:color w:val="1A1A1A"/>
-                <w:sz w:val="20"/>
-                <w:szCs w:val="20"/>
                 <w:u w:val="single"/>
               </w:rPr>
               <w:t xml:space="preserve">                </w:t>
@@ -2440,7 +2444,7 @@
               <w:rPr>
                 <w:rFonts w:ascii="Avenir Next" w:hAnsi="Avenir Next" w:cs="Avenir Next" w:eastAsia="Avenir Next"/>
                 <w:color w:val="1A1A1A"/>
-                <w:sz w:val="20"/>
+                <w:sz w:val="22"/>
                 <w:szCs w:val="20"/>
               </w:rPr>
               <w:t xml:space="preserve"> m</w:t>
@@ -2452,7 +2456,7 @@
               <w:tabs>
                 <w:tab w:val="left" w:pos="772"/>
               </w:tabs>
-              <w:spacing w:before="0" w:after="60" w:line="276" w:lineRule="auto"/>
+              <w:spacing w:before="0" w:after="36" w:line="276" w:lineRule="auto"/>
               <w:ind w:left="772" w:hanging="340"/>
             </w:pPr>
             <w:r>
@@ -2460,10 +2464,28 @@
                 <w:rFonts w:ascii="Avenir Next" w:hAnsi="Avenir Next" w:cs="Avenir Next" w:eastAsia="Avenir Next"/>
                 <w:b/>
                 <w:color w:val="003A70"/>
+                <w:sz w:val="22"/>
+                <w:szCs w:val="20"/>
+              </w:rPr>
+              <w:t xml:space="preserve">b.</w:t>
+            </w:r>
+            <w:r>
+              <w:rPr>
+                <w:rFonts w:ascii="Avenir Next" w:hAnsi="Avenir Next" w:cs="Avenir Next" w:eastAsia="Avenir Next"/>
+                <w:color w:val="1A1A1A"/>
                 <w:sz w:val="20"/>
                 <w:szCs w:val="20"/>
               </w:rPr>
-              <w:t xml:space="preserve">b.</w:t>
+              <w:tab/>
+            </w:r>
+            <w:r>
+              <w:rPr>
+                <w:rFonts w:ascii="Avenir Next" w:hAnsi="Avenir Next" w:cs="Avenir Next" w:eastAsia="Avenir Next"/>
+                <w:color w:val="1A1A1A"/>
+                <w:sz w:val="22"/>
+                <w:szCs w:val="20"/>
+              </w:rPr>
+              <w:t xml:space="preserve">Between which two integers is the cave floor?</w:t>
             </w:r>
             <w:r>
               <w:rPr>
@@ -2472,7 +2494,7 @@
                 <w:sz w:val="20"/>
                 <w:szCs w:val="20"/>
               </w:rPr>
-              <w:tab/>
+              <w:t xml:space="preserve">  </w:t>
             </w:r>
             <w:r>
               <w:rPr>
@@ -2480,24 +2502,6 @@
                 <w:color w:val="1A1A1A"/>
                 <w:sz w:val="20"/>
                 <w:szCs w:val="20"/>
-              </w:rPr>
-              <w:t xml:space="preserve">Between which two integers is the cave floor?</w:t>
-            </w:r>
-            <w:r>
-              <w:rPr>
-                <w:rFonts w:ascii="Avenir Next" w:hAnsi="Avenir Next" w:cs="Avenir Next" w:eastAsia="Avenir Next"/>
-                <w:color w:val="1A1A1A"/>
-                <w:sz w:val="20"/>
-                <w:szCs w:val="20"/>
-              </w:rPr>
-              <w:t xml:space="preserve">  </w:t>
-            </w:r>
-            <w:r>
-              <w:rPr>
-                <w:rFonts w:ascii="Avenir Next" w:hAnsi="Avenir Next" w:cs="Avenir Next" w:eastAsia="Avenir Next"/>
-                <w:color w:val="1A1A1A"/>
-                <w:sz w:val="20"/>
-                <w:szCs w:val="20"/>
                 <w:u w:val="single"/>
               </w:rPr>
               <w:t xml:space="preserve">                      </w:t>
@@ -2505,7 +2509,7 @@
           </w:p>
           <w:p>
             <w:pPr>
-              <w:spacing w:before="0" w:after="0" w:line="60" w:lineRule="auto"/>
+              <w:spacing w:before="0" w:after="0" w:line="50" w:lineRule="exact"/>
             </w:pPr>
           </w:p>
           <w:tbl>
@@ -2563,7 +2567,7 @@
           </w:tbl>
           <w:p>
             <w:pPr>
-              <w:spacing w:before="0" w:after="0" w:line="24" w:lineRule="auto"/>
+              <w:spacing w:before="0" w:after="0" w:line="50" w:lineRule="exact"/>
             </w:pPr>
           </w:p>
         </w:tc>
@@ -2571,11 +2575,12 @@
     </w:tbl>
     <w:p>
       <w:pPr>
-        <w:spacing w:before="0" w:after="0" w:line="20" w:lineRule="exact"/>
+        <w:spacing w:before="0" w:after="0" w:line="50" w:lineRule="exact"/>
       </w:pPr>
     </w:p>
     <w:p>
       <w:pPr>
+        <w:pStyle w:val="Heading2"/>
         <w:keepNext/>
         <w:pBdr>
           <w:bottom w:val="single" w:sz="8" w:space="3" w:color="003A70"/>
@@ -2583,7 +2588,7 @@
         <w:tabs>
           <w:tab w:val="right" w:pos="9504"/>
         </w:tabs>
-        <w:spacing w:before="90" w:after="50" w:line="240" w:lineRule="auto"/>
+        <w:spacing w:before="54" w:after="30" w:line="240" w:lineRule="auto"/>
       </w:pPr>
       <w:r>
         <w:rPr>
@@ -2591,7 +2596,7 @@
           <w:b/>
           <w:color w:val="003A70"/>
           <w:spacing w:val="14"/>
-          <w:sz w:val="19"/>
+          <w:sz w:val="22"/>
           <w:szCs w:val="19"/>
         </w:rPr>
         <w:t xml:space="preserve">FIND THE ERROR</w:t>
@@ -2610,7 +2615,7 @@
           <w:rFonts w:ascii="Avenir Next" w:hAnsi="Avenir Next" w:cs="Avenir Next" w:eastAsia="Avenir Next"/>
           <w:i/>
           <w:color w:val="5A5F66"/>
-          <w:sz w:val="17"/>
+          <w:sz w:val="22"/>
           <w:szCs w:val="17"/>
         </w:rPr>
         <w:t xml:space="preserve">explain the mistake, then fix it</w:t>
@@ -2618,7 +2623,7 @@
     </w:p>
     <w:p>
       <w:pPr>
-        <w:spacing w:before="0" w:after="0" w:line="20" w:lineRule="exact"/>
+        <w:spacing w:before="0" w:after="0" w:line="50" w:lineRule="exact"/>
       </w:pPr>
     </w:p>
     <w:tbl>
@@ -2660,7 +2665,7 @@
               <w:tabs>
                 <w:tab w:val="left" w:pos="432"/>
               </w:tabs>
-              <w:spacing w:before="90" w:after="40" w:line="268" w:lineRule="auto"/>
+              <w:spacing w:before="54" w:after="24" w:line="268" w:lineRule="auto"/>
               <w:ind w:left="432" w:hanging="432"/>
             </w:pPr>
             <w:r>
@@ -2668,18 +2673,18 @@
                 <w:rFonts w:ascii="Avenir Next" w:hAnsi="Avenir Next" w:cs="Avenir Next" w:eastAsia="Avenir Next"/>
                 <w:b/>
                 <w:color w:val="1A1A1A"/>
+                <w:sz w:val="22"/>
+                <w:szCs w:val="20"/>
+              </w:rPr>
+              <w:t xml:space="preserve">9.</w:t>
+            </w:r>
+            <w:r>
+              <w:rPr>
+                <w:rFonts w:ascii="Avenir Next" w:hAnsi="Avenir Next" w:cs="Avenir Next" w:eastAsia="Avenir Next"/>
+                <w:color w:val="1A1A1A"/>
                 <w:sz w:val="20"/>
                 <w:szCs w:val="20"/>
               </w:rPr>
-              <w:t xml:space="preserve">9.</w:t>
-            </w:r>
-            <w:r>
-              <w:rPr>
-                <w:rFonts w:ascii="Avenir Next" w:hAnsi="Avenir Next" w:cs="Avenir Next" w:eastAsia="Avenir Next"/>
-                <w:color w:val="1A1A1A"/>
-                <w:sz w:val="20"/>
-                <w:szCs w:val="20"/>
-              </w:rPr>
               <w:tab/>
             </w:r>
             <w:r>
@@ -2687,7 +2692,7 @@
                 <w:rFonts w:ascii="Avenir Next" w:hAnsi="Avenir Next" w:cs="Avenir Next" w:eastAsia="Avenir Next"/>
                 <w:b/>
                 <w:color w:val="1A1A1A"/>
-                <w:sz w:val="20"/>
+                <w:sz w:val="22"/>
                 <w:szCs w:val="20"/>
               </w:rPr>
               <w:t xml:space="preserve">Rafael’s Work.  </w:t>
@@ -2696,7 +2701,7 @@
               <w:rPr>
                 <w:rFonts w:ascii="Avenir Next" w:hAnsi="Avenir Next" w:cs="Avenir Next" w:eastAsia="Avenir Next"/>
                 <w:color w:val="1A1A1A"/>
-                <w:sz w:val="20"/>
+                <w:sz w:val="22"/>
                 <w:szCs w:val="20"/>
               </w:rPr>
               <w:t xml:space="preserve">To plot −3.4, Rafael counted four tenths to the RIGHT of −3 and put his point between −3 and −2. Explain his mistake. Then name the two integers −3.4 is between.</w:t>
@@ -2742,7 +2747,7 @@
                 </w:tcPr>
                 <w:p>
                   <w:pPr>
-                    <w:spacing w:before="0" w:after="0" w:line="240" w:lineRule="auto"/>
+                    <w:spacing w:before="0" w:after="0" w:line="50" w:lineRule="exact"/>
                   </w:pPr>
                 </w:p>
               </w:tc>
@@ -2762,7 +2767,7 @@
                 </w:tcPr>
                 <w:p>
                   <w:pPr>
-                    <w:spacing w:before="0" w:after="0" w:line="240" w:lineRule="auto"/>
+                    <w:spacing w:before="0" w:after="0" w:line="50" w:lineRule="exact"/>
                   </w:pPr>
                 </w:p>
               </w:tc>
@@ -2782,7 +2787,7 @@
                 </w:tcPr>
                 <w:p>
                   <w:pPr>
-                    <w:spacing w:before="0" w:after="0" w:line="240" w:lineRule="auto"/>
+                    <w:spacing w:before="0" w:after="0" w:line="50" w:lineRule="exact"/>
                   </w:pPr>
                 </w:p>
               </w:tc>
@@ -2790,7 +2795,7 @@
           </w:tbl>
           <w:p>
             <w:pPr>
-              <w:spacing w:before="0" w:after="0" w:line="24" w:lineRule="auto"/>
+              <w:spacing w:before="0" w:after="0" w:line="50" w:lineRule="exact"/>
             </w:pPr>
           </w:p>
         </w:tc>
@@ -2798,11 +2803,12 @@
     </w:tbl>
     <w:p>
       <w:pPr>
-        <w:spacing w:before="0" w:after="0" w:line="20" w:lineRule="exact"/>
+        <w:spacing w:before="0" w:after="0" w:line="50" w:lineRule="exact"/>
       </w:pPr>
     </w:p>
     <w:p>
       <w:pPr>
+        <w:pStyle w:val="Heading2"/>
         <w:keepNext/>
         <w:pBdr>
           <w:bottom w:val="single" w:sz="8" w:space="3" w:color="003A70"/>
@@ -2810,7 +2816,7 @@
         <w:tabs>
           <w:tab w:val="right" w:pos="9504"/>
         </w:tabs>
-        <w:spacing w:before="90" w:after="50" w:line="240" w:lineRule="auto"/>
+        <w:spacing w:before="54" w:after="30" w:line="240" w:lineRule="auto"/>
       </w:pPr>
       <w:r>
         <w:rPr>
@@ -2818,7 +2824,7 @@
           <w:b/>
           <w:color w:val="003A70"/>
           <w:spacing w:val="14"/>
-          <w:sz w:val="19"/>
+          <w:sz w:val="22"/>
           <w:szCs w:val="19"/>
         </w:rPr>
         <w:t xml:space="preserve">TEST PRACTICE</w:t>
@@ -2837,7 +2843,7 @@
           <w:rFonts w:ascii="Avenir Next" w:hAnsi="Avenir Next" w:cs="Avenir Next" w:eastAsia="Avenir Next"/>
           <w:i/>
           <w:color w:val="5A5F66"/>
-          <w:sz w:val="17"/>
+          <w:sz w:val="22"/>
           <w:szCs w:val="17"/>
         </w:rPr>
         <w:t xml:space="preserve">choose the best answer</w:t>
@@ -2845,7 +2851,7 @@
     </w:p>
     <w:p>
       <w:pPr>
-        <w:spacing w:before="0" w:after="0" w:line="20" w:lineRule="exact"/>
+        <w:spacing w:before="0" w:after="0" w:line="50" w:lineRule="exact"/>
       </w:pPr>
     </w:p>
     <w:tbl>
@@ -2887,7 +2893,7 @@
               <w:tabs>
                 <w:tab w:val="left" w:pos="432"/>
               </w:tabs>
-              <w:spacing w:before="90" w:after="40" w:line="268" w:lineRule="auto"/>
+              <w:spacing w:before="54" w:after="24" w:line="268" w:lineRule="auto"/>
               <w:ind w:left="432" w:hanging="432"/>
             </w:pPr>
             <w:r>
@@ -2895,25 +2901,25 @@
                 <w:rFonts w:ascii="Avenir Next" w:hAnsi="Avenir Next" w:cs="Avenir Next" w:eastAsia="Avenir Next"/>
                 <w:b/>
                 <w:color w:val="1A1A1A"/>
+                <w:sz w:val="22"/>
+                <w:szCs w:val="20"/>
+              </w:rPr>
+              <w:t xml:space="preserve">10.</w:t>
+            </w:r>
+            <w:r>
+              <w:rPr>
+                <w:rFonts w:ascii="Avenir Next" w:hAnsi="Avenir Next" w:cs="Avenir Next" w:eastAsia="Avenir Next"/>
+                <w:color w:val="1A1A1A"/>
                 <w:sz w:val="20"/>
                 <w:szCs w:val="20"/>
               </w:rPr>
-              <w:t xml:space="preserve">10.</w:t>
-            </w:r>
-            <w:r>
-              <w:rPr>
-                <w:rFonts w:ascii="Avenir Next" w:hAnsi="Avenir Next" w:cs="Avenir Next" w:eastAsia="Avenir Next"/>
-                <w:color w:val="1A1A1A"/>
-                <w:sz w:val="20"/>
-                <w:szCs w:val="20"/>
-              </w:rPr>
               <w:tab/>
             </w:r>
             <w:r>
               <w:rPr>
                 <w:rFonts w:ascii="Avenir Next" w:hAnsi="Avenir Next" w:cs="Avenir Next" w:eastAsia="Avenir Next"/>
                 <w:color w:val="1A1A1A"/>
-                <w:sz w:val="20"/>
+                <w:sz w:val="22"/>
                 <w:szCs w:val="20"/>
               </w:rPr>
               <w:t xml:space="preserve">On a number line, −2.5 sits between —</w:t>
@@ -2969,7 +2975,7 @@
                       <w:rFonts w:ascii="Avenir Next" w:hAnsi="Avenir Next" w:cs="Avenir Next" w:eastAsia="Avenir Next"/>
                       <w:b/>
                       <w:color w:val="003A70"/>
-                      <w:sz w:val="19"/>
+                      <w:sz w:val="22"/>
                       <w:szCs w:val="19"/>
                     </w:rPr>
                     <w:t xml:space="preserve">A</w:t>
@@ -2987,7 +2993,7 @@
                     <w:rPr>
                       <w:rFonts w:ascii="Avenir Next" w:hAnsi="Avenir Next" w:cs="Avenir Next" w:eastAsia="Avenir Next"/>
                       <w:color w:val="1A1A1A"/>
-                      <w:sz w:val="19"/>
+                      <w:sz w:val="22"/>
                       <w:szCs w:val="19"/>
                     </w:rPr>
                     <w:t xml:space="preserve">−2 and −1</w:t>
@@ -3012,7 +3018,7 @@
                       <w:rFonts w:ascii="Avenir Next" w:hAnsi="Avenir Next" w:cs="Avenir Next" w:eastAsia="Avenir Next"/>
                       <w:b/>
                       <w:color w:val="003A70"/>
-                      <w:sz w:val="19"/>
+                      <w:sz w:val="22"/>
                       <w:szCs w:val="19"/>
                     </w:rPr>
                     <w:t xml:space="preserve">B</w:t>
@@ -3030,7 +3036,7 @@
                     <w:rPr>
                       <w:rFonts w:ascii="Avenir Next" w:hAnsi="Avenir Next" w:cs="Avenir Next" w:eastAsia="Avenir Next"/>
                       <w:color w:val="1A1A1A"/>
-                      <w:sz w:val="19"/>
+                      <w:sz w:val="22"/>
                       <w:szCs w:val="19"/>
                     </w:rPr>
                     <w:t xml:space="preserve">−3 and −2</w:t>
@@ -3055,7 +3061,7 @@
                       <w:rFonts w:ascii="Avenir Next" w:hAnsi="Avenir Next" w:cs="Avenir Next" w:eastAsia="Avenir Next"/>
                       <w:b/>
                       <w:color w:val="003A70"/>
-                      <w:sz w:val="19"/>
+                      <w:sz w:val="22"/>
                       <w:szCs w:val="19"/>
                     </w:rPr>
                     <w:t xml:space="preserve">C</w:t>
@@ -3073,7 +3079,7 @@
                     <w:rPr>
                       <w:rFonts w:ascii="Avenir Next" w:hAnsi="Avenir Next" w:cs="Avenir Next" w:eastAsia="Avenir Next"/>
                       <w:color w:val="1A1A1A"/>
-                      <w:sz w:val="19"/>
+                      <w:sz w:val="22"/>
                       <w:szCs w:val="19"/>
                     </w:rPr>
                     <w:t xml:space="preserve">2 and 3</w:t>
@@ -3098,7 +3104,7 @@
                       <w:rFonts w:ascii="Avenir Next" w:hAnsi="Avenir Next" w:cs="Avenir Next" w:eastAsia="Avenir Next"/>
                       <w:b/>
                       <w:color w:val="003A70"/>
-                      <w:sz w:val="19"/>
+                      <w:sz w:val="22"/>
                       <w:szCs w:val="19"/>
                     </w:rPr>
                     <w:t xml:space="preserve">D</w:t>
@@ -3116,7 +3122,7 @@
                     <w:rPr>
                       <w:rFonts w:ascii="Avenir Next" w:hAnsi="Avenir Next" w:cs="Avenir Next" w:eastAsia="Avenir Next"/>
                       <w:color w:val="1A1A1A"/>
-                      <w:sz w:val="19"/>
+                      <w:sz w:val="22"/>
                       <w:szCs w:val="19"/>
                     </w:rPr>
                     <w:t xml:space="preserve">−2.5 and −2</w:t>
@@ -3127,7 +3133,7 @@
           </w:tbl>
           <w:p>
             <w:pPr>
-              <w:spacing w:before="0" w:after="0" w:line="24" w:lineRule="auto"/>
+              <w:spacing w:before="0" w:after="0" w:line="50" w:lineRule="exact"/>
             </w:pPr>
           </w:p>
         </w:tc>
@@ -3135,12 +3141,12 @@
     </w:tbl>
     <w:p>
       <w:pPr>
-        <w:spacing w:before="0" w:after="0" w:line="20" w:lineRule="exact"/>
+        <w:spacing w:before="0" w:after="0" w:line="50" w:lineRule="exact"/>
       </w:pPr>
     </w:p>
     <w:p>
       <w:pPr>
-        <w:spacing w:before="0" w:after="0" w:line="20" w:lineRule="exact"/>
+        <w:spacing w:before="0" w:after="0" w:line="50" w:lineRule="exact"/>
       </w:pPr>
     </w:p>
     <w:tbl>
@@ -3182,7 +3188,7 @@
               <w:tabs>
                 <w:tab w:val="left" w:pos="432"/>
               </w:tabs>
-              <w:spacing w:before="90" w:after="40" w:line="268" w:lineRule="auto"/>
+              <w:spacing w:before="54" w:after="24" w:line="268" w:lineRule="auto"/>
               <w:ind w:left="432" w:hanging="432"/>
             </w:pPr>
             <w:r>
@@ -3190,25 +3196,25 @@
                 <w:rFonts w:ascii="Avenir Next" w:hAnsi="Avenir Next" w:cs="Avenir Next" w:eastAsia="Avenir Next"/>
                 <w:b/>
                 <w:color w:val="1A1A1A"/>
+                <w:sz w:val="22"/>
+                <w:szCs w:val="20"/>
+              </w:rPr>
+              <w:t xml:space="preserve">11.</w:t>
+            </w:r>
+            <w:r>
+              <w:rPr>
+                <w:rFonts w:ascii="Avenir Next" w:hAnsi="Avenir Next" w:cs="Avenir Next" w:eastAsia="Avenir Next"/>
+                <w:color w:val="1A1A1A"/>
                 <w:sz w:val="20"/>
                 <w:szCs w:val="20"/>
               </w:rPr>
-              <w:t xml:space="preserve">11.</w:t>
-            </w:r>
-            <w:r>
-              <w:rPr>
-                <w:rFonts w:ascii="Avenir Next" w:hAnsi="Avenir Next" w:cs="Avenir Next" w:eastAsia="Avenir Next"/>
-                <w:color w:val="1A1A1A"/>
-                <w:sz w:val="20"/>
-                <w:szCs w:val="20"/>
-              </w:rPr>
               <w:tab/>
             </w:r>
             <w:r>
               <w:rPr>
                 <w:rFonts w:ascii="Avenir Next" w:hAnsi="Avenir Next" w:cs="Avenir Next" w:eastAsia="Avenir Next"/>
                 <w:color w:val="1A1A1A"/>
-                <w:sz w:val="20"/>
+                <w:sz w:val="22"/>
                 <w:szCs w:val="20"/>
               </w:rPr>
               <w:t xml:space="preserve">Which number is farthest left on a number line?</w:t>
@@ -3264,7 +3270,7 @@
                       <w:rFonts w:ascii="Avenir Next" w:hAnsi="Avenir Next" w:cs="Avenir Next" w:eastAsia="Avenir Next"/>
                       <w:b/>
                       <w:color w:val="003A70"/>
-                      <w:sz w:val="19"/>
+                      <w:sz w:val="22"/>
                       <w:szCs w:val="19"/>
                     </w:rPr>
                     <w:t xml:space="preserve">A</w:t>
@@ -3282,7 +3288,7 @@
                     <w:rPr>
                       <w:rFonts w:ascii="Avenir Next" w:hAnsi="Avenir Next" w:cs="Avenir Next" w:eastAsia="Avenir Next"/>
                       <w:color w:val="1A1A1A"/>
-                      <w:sz w:val="19"/>
+                      <w:sz w:val="22"/>
                       <w:szCs w:val="19"/>
                     </w:rPr>
                     <w:t xml:space="preserve">−4.5</w:t>
@@ -3307,7 +3313,7 @@
                       <w:rFonts w:ascii="Avenir Next" w:hAnsi="Avenir Next" w:cs="Avenir Next" w:eastAsia="Avenir Next"/>
                       <w:b/>
                       <w:color w:val="003A70"/>
-                      <w:sz w:val="19"/>
+                      <w:sz w:val="22"/>
                       <w:szCs w:val="19"/>
                     </w:rPr>
                     <w:t xml:space="preserve">B</w:t>
@@ -3325,7 +3331,7 @@
                     <w:rPr>
                       <w:rFonts w:ascii="Avenir Next" w:hAnsi="Avenir Next" w:cs="Avenir Next" w:eastAsia="Avenir Next"/>
                       <w:color w:val="1A1A1A"/>
-                      <w:sz w:val="19"/>
+                      <w:sz w:val="22"/>
                       <w:szCs w:val="19"/>
                     </w:rPr>
                     <w:t xml:space="preserve">−1.5</w:t>
@@ -3350,7 +3356,7 @@
                       <w:rFonts w:ascii="Avenir Next" w:hAnsi="Avenir Next" w:cs="Avenir Next" w:eastAsia="Avenir Next"/>
                       <w:b/>
                       <w:color w:val="003A70"/>
-                      <w:sz w:val="19"/>
+                      <w:sz w:val="22"/>
                       <w:szCs w:val="19"/>
                     </w:rPr>
                     <w:t xml:space="preserve">C</w:t>
@@ -3368,7 +3374,7 @@
                     <w:rPr>
                       <w:rFonts w:ascii="Avenir Next" w:hAnsi="Avenir Next" w:cs="Avenir Next" w:eastAsia="Avenir Next"/>
                       <w:color w:val="1A1A1A"/>
-                      <w:sz w:val="19"/>
+                      <w:sz w:val="22"/>
                       <w:szCs w:val="19"/>
                     </w:rPr>
                     <w:t xml:space="preserve">0</w:t>
@@ -3393,7 +3399,7 @@
                       <w:rFonts w:ascii="Avenir Next" w:hAnsi="Avenir Next" w:cs="Avenir Next" w:eastAsia="Avenir Next"/>
                       <w:b/>
                       <w:color w:val="003A70"/>
-                      <w:sz w:val="19"/>
+                      <w:sz w:val="22"/>
                       <w:szCs w:val="19"/>
                     </w:rPr>
                     <w:t xml:space="preserve">D</w:t>
@@ -3411,7 +3417,7 @@
                     <w:rPr>
                       <w:rFonts w:ascii="Avenir Next" w:hAnsi="Avenir Next" w:cs="Avenir Next" w:eastAsia="Avenir Next"/>
                       <w:color w:val="1A1A1A"/>
-                      <w:sz w:val="19"/>
+                      <w:sz w:val="22"/>
                       <w:szCs w:val="19"/>
                     </w:rPr>
                     <w:t xml:space="preserve">2.5</w:t>
@@ -3422,7 +3428,7 @@
           </w:tbl>
           <w:p>
             <w:pPr>
-              <w:spacing w:before="0" w:after="0" w:line="24" w:lineRule="auto"/>
+              <w:spacing w:before="0" w:after="0" w:line="50" w:lineRule="exact"/>
             </w:pPr>
           </w:p>
         </w:tc>
@@ -3430,11 +3436,12 @@
     </w:tbl>
     <w:p>
       <w:pPr>
-        <w:spacing w:before="0" w:after="0" w:line="20" w:lineRule="exact"/>
+        <w:spacing w:before="0" w:after="0" w:line="50" w:lineRule="exact"/>
       </w:pPr>
     </w:p>
     <w:p>
       <w:pPr>
+        <w:pStyle w:val="Heading2"/>
         <w:keepNext/>
         <w:pBdr>
           <w:bottom w:val="single" w:sz="8" w:space="3" w:color="003A70"/>
@@ -3442,7 +3449,7 @@
         <w:tabs>
           <w:tab w:val="right" w:pos="9504"/>
         </w:tabs>
-        <w:spacing w:before="90" w:after="50" w:line="240" w:lineRule="auto"/>
+        <w:spacing w:before="54" w:after="30" w:line="240" w:lineRule="auto"/>
       </w:pPr>
       <w:r>
         <w:rPr>
@@ -3450,7 +3457,7 @@
           <w:b/>
           <w:color w:val="003A70"/>
           <w:spacing w:val="14"/>
-          <w:sz w:val="19"/>
+          <w:sz w:val="22"/>
           <w:szCs w:val="19"/>
         </w:rPr>
         <w:t xml:space="preserve">SELF-CHECK CODE</w:t>
@@ -3469,7 +3476,7 @@
           <w:rFonts w:ascii="Avenir Next" w:hAnsi="Avenir Next" w:cs="Avenir Next" w:eastAsia="Avenir Next"/>
           <w:i/>
           <w:color w:val="5A5F66"/>
-          <w:sz w:val="17"/>
+          <w:sz w:val="22"/>
           <w:szCs w:val="17"/>
         </w:rPr>
         <w:t xml:space="preserve">find your answer · copy its letter into that problem’s box · spell a math word</w:t>
@@ -3528,7 +3535,7 @@
                 <w:rFonts w:ascii="Avenir Next" w:hAnsi="Avenir Next" w:cs="Avenir Next" w:eastAsia="Avenir Next"/>
                 <w:b/>
                 <w:color w:val="1A1A1A"/>
-                <w:sz w:val="18"/>
+                <w:sz w:val="22"/>
                 <w:szCs w:val="18"/>
               </w:rPr>
               <w:t xml:space="preserve">2.5</w:t>
@@ -3544,7 +3551,7 @@
                 <w:rFonts w:ascii="Avenir Next" w:hAnsi="Avenir Next" w:cs="Avenir Next" w:eastAsia="Avenir Next"/>
                 <w:b/>
                 <w:color w:val="003A70"/>
-                <w:sz w:val="18"/>
+                <w:sz w:val="22"/>
                 <w:szCs w:val="18"/>
               </w:rPr>
               <w:t xml:space="preserve">N</w:t>
@@ -3567,7 +3574,7 @@
                 <w:rFonts w:ascii="Avenir Next" w:hAnsi="Avenir Next" w:cs="Avenir Next" w:eastAsia="Avenir Next"/>
                 <w:b/>
                 <w:color w:val="1A1A1A"/>
-                <w:sz w:val="18"/>
+                <w:sz w:val="22"/>
                 <w:szCs w:val="18"/>
               </w:rPr>
               <w:t xml:space="preserve">−12.5</w:t>
@@ -3583,7 +3590,7 @@
                 <w:rFonts w:ascii="Avenir Next" w:hAnsi="Avenir Next" w:cs="Avenir Next" w:eastAsia="Avenir Next"/>
                 <w:b/>
                 <w:color w:val="003A70"/>
-                <w:sz w:val="18"/>
+                <w:sz w:val="22"/>
                 <w:szCs w:val="18"/>
               </w:rPr>
               <w:t xml:space="preserve">R</w:t>
@@ -3606,7 +3613,7 @@
                 <w:rFonts w:ascii="Avenir Next" w:hAnsi="Avenir Next" w:cs="Avenir Next" w:eastAsia="Avenir Next"/>
                 <w:b/>
                 <w:color w:val="1A1A1A"/>
-                <w:sz w:val="18"/>
+                <w:sz w:val="22"/>
                 <w:szCs w:val="18"/>
               </w:rPr>
               <w:t xml:space="preserve">7/1</w:t>
@@ -3622,7 +3629,7 @@
                 <w:rFonts w:ascii="Avenir Next" w:hAnsi="Avenir Next" w:cs="Avenir Next" w:eastAsia="Avenir Next"/>
                 <w:b/>
                 <w:color w:val="003A70"/>
-                <w:sz w:val="18"/>
+                <w:sz w:val="22"/>
                 <w:szCs w:val="18"/>
               </w:rPr>
               <w:t xml:space="preserve">M</w:t>
@@ -3645,7 +3652,7 @@
                 <w:rFonts w:ascii="Avenir Next" w:hAnsi="Avenir Next" w:cs="Avenir Next" w:eastAsia="Avenir Next"/>
                 <w:b/>
                 <w:color w:val="1A1A1A"/>
-                <w:sz w:val="18"/>
+                <w:sz w:val="22"/>
                 <w:szCs w:val="18"/>
               </w:rPr>
               <w:t xml:space="preserve">1.25</w:t>
@@ -3661,7 +3668,7 @@
                 <w:rFonts w:ascii="Avenir Next" w:hAnsi="Avenir Next" w:cs="Avenir Next" w:eastAsia="Avenir Next"/>
                 <w:b/>
                 <w:color w:val="003A70"/>
-                <w:sz w:val="18"/>
+                <w:sz w:val="22"/>
                 <w:szCs w:val="18"/>
               </w:rPr>
               <w:t xml:space="preserve">Q</w:t>
@@ -3684,7 +3691,7 @@
                 <w:rFonts w:ascii="Avenir Next" w:hAnsi="Avenir Next" w:cs="Avenir Next" w:eastAsia="Avenir Next"/>
                 <w:b/>
                 <w:color w:val="1A1A1A"/>
-                <w:sz w:val="18"/>
+                <w:sz w:val="22"/>
                 <w:szCs w:val="18"/>
               </w:rPr>
               <w:t xml:space="preserve">1.2</w:t>
@@ -3700,7 +3707,7 @@
                 <w:rFonts w:ascii="Avenir Next" w:hAnsi="Avenir Next" w:cs="Avenir Next" w:eastAsia="Avenir Next"/>
                 <w:b/>
                 <w:color w:val="003A70"/>
-                <w:sz w:val="18"/>
+                <w:sz w:val="22"/>
                 <w:szCs w:val="18"/>
               </w:rPr>
               <w:t xml:space="preserve">E</w:t>
@@ -3723,7 +3730,7 @@
                 <w:rFonts w:ascii="Avenir Next" w:hAnsi="Avenir Next" w:cs="Avenir Next" w:eastAsia="Avenir Next"/>
                 <w:b/>
                 <w:color w:val="1A1A1A"/>
-                <w:sz w:val="18"/>
+                <w:sz w:val="22"/>
                 <w:szCs w:val="18"/>
               </w:rPr>
               <w:t xml:space="preserve">12.5</w:t>
@@ -3739,7 +3746,7 @@
                 <w:rFonts w:ascii="Avenir Next" w:hAnsi="Avenir Next" w:cs="Avenir Next" w:eastAsia="Avenir Next"/>
                 <w:b/>
                 <w:color w:val="003A70"/>
-                <w:sz w:val="18"/>
+                <w:sz w:val="22"/>
                 <w:szCs w:val="18"/>
               </w:rPr>
               <w:t xml:space="preserve">X</w:t>
@@ -3762,7 +3769,7 @@
                 <w:rFonts w:ascii="Avenir Next" w:hAnsi="Avenir Next" w:cs="Avenir Next" w:eastAsia="Avenir Next"/>
                 <w:b/>
                 <w:color w:val="1A1A1A"/>
-                <w:sz w:val="18"/>
+                <w:sz w:val="22"/>
                 <w:szCs w:val="18"/>
               </w:rPr>
               <w:t xml:space="preserve">−0.45</w:t>
@@ -3778,7 +3785,7 @@
                 <w:rFonts w:ascii="Avenir Next" w:hAnsi="Avenir Next" w:cs="Avenir Next" w:eastAsia="Avenir Next"/>
                 <w:b/>
                 <w:color w:val="003A70"/>
-                <w:sz w:val="18"/>
+                <w:sz w:val="22"/>
                 <w:szCs w:val="18"/>
               </w:rPr>
               <w:t xml:space="preserve">B</w:t>
@@ -3801,7 +3808,7 @@
                 <w:rFonts w:ascii="Avenir Next" w:hAnsi="Avenir Next" w:cs="Avenir Next" w:eastAsia="Avenir Next"/>
                 <w:b/>
                 <w:color w:val="1A1A1A"/>
-                <w:sz w:val="18"/>
+                <w:sz w:val="22"/>
                 <w:szCs w:val="18"/>
               </w:rPr>
               <w:t xml:space="preserve">−2.5</w:t>
@@ -3817,7 +3824,7 @@
                 <w:rFonts w:ascii="Avenir Next" w:hAnsi="Avenir Next" w:cs="Avenir Next" w:eastAsia="Avenir Next"/>
                 <w:b/>
                 <w:color w:val="003A70"/>
-                <w:sz w:val="18"/>
+                <w:sz w:val="22"/>
                 <w:szCs w:val="18"/>
               </w:rPr>
               <w:t xml:space="preserve">Z</w:t>
@@ -3840,7 +3847,7 @@
                 <w:rFonts w:ascii="Avenir Next" w:hAnsi="Avenir Next" w:cs="Avenir Next" w:eastAsia="Avenir Next"/>
                 <w:b/>
                 <w:color w:val="1A1A1A"/>
-                <w:sz w:val="18"/>
+                <w:sz w:val="22"/>
                 <w:szCs w:val="18"/>
               </w:rPr>
               <w:t xml:space="preserve">−1.25</w:t>
@@ -3856,7 +3863,7 @@
                 <w:rFonts w:ascii="Avenir Next" w:hAnsi="Avenir Next" w:cs="Avenir Next" w:eastAsia="Avenir Next"/>
                 <w:b/>
                 <w:color w:val="003A70"/>
-                <w:sz w:val="18"/>
+                <w:sz w:val="22"/>
                 <w:szCs w:val="18"/>
               </w:rPr>
               <w:t xml:space="preserve">U</w:t>
@@ -3879,7 +3886,7 @@
                 <w:rFonts w:ascii="Avenir Next" w:hAnsi="Avenir Next" w:cs="Avenir Next" w:eastAsia="Avenir Next"/>
                 <w:b/>
                 <w:color w:val="1A1A1A"/>
-                <w:sz w:val="18"/>
+                <w:sz w:val="22"/>
                 <w:szCs w:val="18"/>
               </w:rPr>
               <w:t xml:space="preserve">0.45</w:t>
@@ -3895,7 +3902,7 @@
                 <w:rFonts w:ascii="Avenir Next" w:hAnsi="Avenir Next" w:cs="Avenir Next" w:eastAsia="Avenir Next"/>
                 <w:b/>
                 <w:color w:val="003A70"/>
-                <w:sz w:val="18"/>
+                <w:sz w:val="22"/>
                 <w:szCs w:val="18"/>
               </w:rPr>
               <w:t xml:space="preserve">J</w:t>
@@ -3906,7 +3913,7 @@
     </w:tbl>
     <w:p>
       <w:pPr>
-        <w:spacing w:before="0" w:after="0" w:line="60" w:lineRule="auto"/>
+        <w:spacing w:before="0" w:after="0" w:line="50" w:lineRule="exact"/>
       </w:pPr>
     </w:p>
     <w:tbl>
@@ -4073,7 +4080,7 @@
     </w:tbl>
     <w:p>
       <w:pPr>
-        <w:spacing w:before="0" w:after="0" w:line="40" w:lineRule="auto"/>
+        <w:spacing w:before="0" w:after="0" w:line="50" w:lineRule="exact"/>
       </w:pPr>
     </w:p>
     <w:tbl>
@@ -4115,6 +4122,7 @@
           </w:tcPr>
           <w:p>
             <w:pPr>
+              <w:pStyle w:val="Heading2"/>
               <w:spacing w:before="0" w:after="0" w:line="240" w:lineRule="auto"/>
             </w:pPr>
             <w:r>
@@ -4152,7 +4160,7 @@
               <w:rPr>
                 <w:rFonts w:ascii="Avenir Next" w:hAnsi="Avenir Next" w:cs="Avenir Next" w:eastAsia="Avenir Next"/>
                 <w:color w:val="1A1A1A"/>
-                <w:sz w:val="17"/>
+                <w:sz w:val="22"/>
                 <w:szCs w:val="17"/>
               </w:rPr>
               <w:t xml:space="preserve">  I can do this on my own</w:t>
@@ -4181,7 +4189,7 @@
               <w:rPr>
                 <w:rFonts w:ascii="Avenir Next" w:hAnsi="Avenir Next" w:cs="Avenir Next" w:eastAsia="Avenir Next"/>
                 <w:color w:val="1A1A1A"/>
-                <w:sz w:val="17"/>
+                <w:sz w:val="22"/>
                 <w:szCs w:val="17"/>
               </w:rPr>
               <w:t xml:space="preserve">  I need a little help</w:t>
@@ -4210,7 +4218,7 @@
               <w:rPr>
                 <w:rFonts w:ascii="Avenir Next" w:hAnsi="Avenir Next" w:cs="Avenir Next" w:eastAsia="Avenir Next"/>
                 <w:color w:val="1A1A1A"/>
-                <w:sz w:val="17"/>
+                <w:sz w:val="22"/>
                 <w:szCs w:val="17"/>
               </w:rPr>
               <w:t xml:space="preserve">  I have a question about #</w:t>
@@ -4231,13 +4239,13 @@
     </w:tbl>
     <w:p>
       <w:pPr>
-        <w:spacing w:before="0" w:after="0" w:line="20" w:lineRule="exact"/>
+        <w:spacing w:before="0" w:after="0" w:line="50" w:lineRule="exact"/>
       </w:pPr>
     </w:p>
     <w:sectPr>
       <w:footerReference w:type="default" r:id="rIdFooter1"/>
       <w:pgSz w:w="12240" w:h="15840"/>
-      <w:pgMar w:top="893" w:right="1224" w:bottom="835" w:left="1512" w:header="432" w:footer="432" w:gutter="0"/>
+      <w:pgMar w:top="763" w:right="1224" w:bottom="691" w:left="1512" w:header="432" w:footer="432" w:gutter="0"/>
       <w:cols w:space="720"/>
     </w:sectPr>
   </w:body>
@@ -4317,7 +4325,106 @@
               <w:sz w:val="15"/>
               <w:szCs w:val="15"/>
             </w:rPr>
-            <w:t xml:space="preserve">Lesson 7-2  ·  Session 1  ·  Practice Form A</w:t>
+            <w:t xml:space="preserve">7-2 · Page </w:t>
+          </w:r>
+          <w:r>
+            <w:rPr>
+              <w:rFonts w:ascii="Avenir Next" w:hAnsi="Avenir Next" w:cs="Avenir Next" w:eastAsia="Avenir Next"/>
+              <w:color w:val="5A5F66"/>
+              <w:sz w:val="15"/>
+              <w:szCs w:val="15"/>
+            </w:rPr>
+            <w:fldChar w:fldCharType="begin"/>
+          </w:r>
+          <w:r>
+            <w:rPr>
+              <w:rFonts w:ascii="Avenir Next" w:hAnsi="Avenir Next" w:cs="Avenir Next" w:eastAsia="Avenir Next"/>
+              <w:color w:val="5A5F66"/>
+              <w:sz w:val="15"/>
+              <w:szCs w:val="15"/>
+            </w:rPr>
+            <w:instrText xml:space="preserve"> PAGE </w:instrText>
+          </w:r>
+          <w:r>
+            <w:rPr>
+              <w:rFonts w:ascii="Avenir Next" w:hAnsi="Avenir Next" w:cs="Avenir Next" w:eastAsia="Avenir Next"/>
+              <w:color w:val="5A5F66"/>
+              <w:sz w:val="15"/>
+              <w:szCs w:val="15"/>
+            </w:rPr>
+            <w:fldChar w:fldCharType="separate"/>
+          </w:r>
+          <w:r>
+            <w:rPr>
+              <w:rFonts w:ascii="Avenir Next" w:hAnsi="Avenir Next" w:cs="Avenir Next" w:eastAsia="Avenir Next"/>
+              <w:color w:val="5A5F66"/>
+              <w:sz w:val="15"/>
+              <w:szCs w:val="15"/>
+            </w:rPr>
+            <w:t xml:space="preserve">1</w:t>
+          </w:r>
+          <w:r>
+            <w:rPr>
+              <w:rFonts w:ascii="Avenir Next" w:hAnsi="Avenir Next" w:cs="Avenir Next" w:eastAsia="Avenir Next"/>
+              <w:color w:val="5A5F66"/>
+              <w:sz w:val="15"/>
+              <w:szCs w:val="15"/>
+            </w:rPr>
+            <w:fldChar w:fldCharType="end"/>
+          </w:r>
+          <w:r>
+            <w:rPr>
+              <w:rFonts w:ascii="Avenir Next" w:hAnsi="Avenir Next" w:cs="Avenir Next" w:eastAsia="Avenir Next"/>
+              <w:color w:val="5A5F66"/>
+              <w:sz w:val="15"/>
+              <w:szCs w:val="15"/>
+            </w:rPr>
+            <w:t xml:space="preserve"> of </w:t>
+          </w:r>
+          <w:r>
+            <w:rPr>
+              <w:rFonts w:ascii="Avenir Next" w:hAnsi="Avenir Next" w:cs="Avenir Next" w:eastAsia="Avenir Next"/>
+              <w:color w:val="5A5F66"/>
+              <w:sz w:val="15"/>
+              <w:szCs w:val="15"/>
+            </w:rPr>
+            <w:fldChar w:fldCharType="begin"/>
+          </w:r>
+          <w:r>
+            <w:rPr>
+              <w:rFonts w:ascii="Avenir Next" w:hAnsi="Avenir Next" w:cs="Avenir Next" w:eastAsia="Avenir Next"/>
+              <w:color w:val="5A5F66"/>
+              <w:sz w:val="15"/>
+              <w:szCs w:val="15"/>
+            </w:rPr>
+            <w:instrText xml:space="preserve"> NUMPAGES </w:instrText>
+          </w:r>
+          <w:r>
+            <w:rPr>
+              <w:rFonts w:ascii="Avenir Next" w:hAnsi="Avenir Next" w:cs="Avenir Next" w:eastAsia="Avenir Next"/>
+              <w:color w:val="5A5F66"/>
+              <w:sz w:val="15"/>
+              <w:szCs w:val="15"/>
+            </w:rPr>
+            <w:fldChar w:fldCharType="separate"/>
+          </w:r>
+          <w:r>
+            <w:rPr>
+              <w:rFonts w:ascii="Avenir Next" w:hAnsi="Avenir Next" w:cs="Avenir Next" w:eastAsia="Avenir Next"/>
+              <w:color w:val="5A5F66"/>
+              <w:sz w:val="15"/>
+              <w:szCs w:val="15"/>
+            </w:rPr>
+            <w:t xml:space="preserve">1</w:t>
+          </w:r>
+          <w:r>
+            <w:rPr>
+              <w:rFonts w:ascii="Avenir Next" w:hAnsi="Avenir Next" w:cs="Avenir Next" w:eastAsia="Avenir Next"/>
+              <w:color w:val="5A5F66"/>
+              <w:sz w:val="15"/>
+              <w:szCs w:val="15"/>
+            </w:rPr>
+            <w:fldChar w:fldCharType="end"/>
           </w:r>
         </w:p>
       </w:tc>
@@ -4360,5 +4467,23 @@
       </w:tblCellMar>
     </w:tblPr>
   </w:style>
+  <w:style w:type="paragraph" w:styleId="Heading1">
+    <w:name w:val="heading 1"/>
+    <w:basedOn w:val="Normal"/>
+    <w:pPr>
+      <w:outlineLvl w:val="0"/>
+      <w:keepNext w:val="0"/>
+      <w:keepLines w:val="0"/>
+    </w:pPr>
+  </w:style>
+  <w:style w:type="paragraph" w:styleId="Heading2">
+    <w:name w:val="heading 2"/>
+    <w:basedOn w:val="Normal"/>
+    <w:pPr>
+      <w:outlineLvl w:val="1"/>
+      <w:keepNext w:val="0"/>
+      <w:keepLines w:val="0"/>
+    </w:pPr>
+  </w:style>
 </w:styles>
 </file>